--- a/docs/architecture/TGP-ARC-03 Data Architecture.docx
+++ b/docs/architecture/TGP-ARC-03 Data Architecture.docx
@@ -401,7 +401,7 @@
                                 <w:bCs/>
                                 <w:color w:val="1D74BA"/>
                               </w:rPr>
-                              <w:t xml:space="preserve">07 October 2026</w:t>
+                              <w:t xml:space="preserve">08 October 2026</w:t>
                             </w:r>
                           </w:p>
                         </w:txbxContent>
@@ -1788,7 +1788,7 @@
             <w:noProof/>
             <w:webHidden/>
           </w:rPr>
-          <w:t>14</w:t>
+          <w:t>15</w:t>
         </w:r>
         <w:r>
           <w:rPr>
@@ -1855,7 +1855,7 @@
             <w:noProof/>
             <w:webHidden/>
           </w:rPr>
-          <w:t>14</w:t>
+          <w:t>15</w:t>
         </w:r>
         <w:r>
           <w:rPr>
@@ -1922,7 +1922,7 @@
             <w:noProof/>
             <w:webHidden/>
           </w:rPr>
-          <w:t>16</w:t>
+          <w:t>17</w:t>
         </w:r>
         <w:r>
           <w:rPr>
@@ -1989,7 +1989,7 @@
             <w:noProof/>
             <w:webHidden/>
           </w:rPr>
-          <w:t>17</w:t>
+          <w:t>18</w:t>
         </w:r>
         <w:r>
           <w:rPr>
@@ -2056,7 +2056,7 @@
             <w:noProof/>
             <w:webHidden/>
           </w:rPr>
-          <w:t>17</w:t>
+          <w:t>18</w:t>
         </w:r>
         <w:r>
           <w:rPr>
@@ -2123,7 +2123,7 @@
             <w:noProof/>
             <w:webHidden/>
           </w:rPr>
-          <w:t>18</w:t>
+          <w:t>19</w:t>
         </w:r>
         <w:r>
           <w:rPr>
@@ -2190,7 +2190,7 @@
             <w:noProof/>
             <w:webHidden/>
           </w:rPr>
-          <w:t>19</w:t>
+          <w:t>20</w:t>
         </w:r>
         <w:r>
           <w:rPr>
@@ -2257,7 +2257,7 @@
             <w:noProof/>
             <w:webHidden/>
           </w:rPr>
-          <w:t>19</w:t>
+          <w:t>20</w:t>
         </w:r>
         <w:r>
           <w:rPr>
@@ -2324,7 +2324,7 @@
             <w:noProof/>
             <w:webHidden/>
           </w:rPr>
-          <w:t>20</w:t>
+          <w:t>21</w:t>
         </w:r>
         <w:r>
           <w:rPr>
@@ -2391,7 +2391,7 @@
             <w:noProof/>
             <w:webHidden/>
           </w:rPr>
-          <w:t>21</w:t>
+          <w:t>22</w:t>
         </w:r>
         <w:r>
           <w:rPr>
@@ -2458,7 +2458,7 @@
             <w:noProof/>
             <w:webHidden/>
           </w:rPr>
-          <w:t>21</w:t>
+          <w:t>22</w:t>
         </w:r>
         <w:r>
           <w:rPr>
@@ -2525,7 +2525,7 @@
             <w:noProof/>
             <w:webHidden/>
           </w:rPr>
-          <w:t>21</w:t>
+          <w:t>22</w:t>
         </w:r>
         <w:r>
           <w:rPr>
@@ -2592,7 +2592,7 @@
             <w:noProof/>
             <w:webHidden/>
           </w:rPr>
-          <w:t>22</w:t>
+          <w:t>23</w:t>
         </w:r>
         <w:r>
           <w:rPr>
@@ -2659,7 +2659,7 @@
             <w:noProof/>
             <w:webHidden/>
           </w:rPr>
-          <w:t>22</w:t>
+          <w:t>23</w:t>
         </w:r>
         <w:r>
           <w:rPr>
@@ -2726,7 +2726,7 @@
             <w:noProof/>
             <w:webHidden/>
           </w:rPr>
-          <w:t>22</w:t>
+          <w:t>23</w:t>
         </w:r>
         <w:r>
           <w:rPr>
@@ -2793,7 +2793,7 @@
             <w:noProof/>
             <w:webHidden/>
           </w:rPr>
-          <w:t>22</w:t>
+          <w:t>23</w:t>
         </w:r>
         <w:r>
           <w:rPr>
@@ -2860,7 +2860,7 @@
             <w:noProof/>
             <w:webHidden/>
           </w:rPr>
-          <w:t>23</w:t>
+          <w:t>24</w:t>
         </w:r>
         <w:r>
           <w:rPr>
@@ -2927,7 +2927,7 @@
             <w:noProof/>
             <w:webHidden/>
           </w:rPr>
-          <w:t>24</w:t>
+          <w:t>26</w:t>
         </w:r>
         <w:r>
           <w:rPr>
@@ -2994,7 +2994,7 @@
             <w:noProof/>
             <w:webHidden/>
           </w:rPr>
-          <w:t>24</w:t>
+          <w:t>26</w:t>
         </w:r>
         <w:r>
           <w:rPr>
@@ -3061,7 +3061,7 @@
             <w:noProof/>
             <w:webHidden/>
           </w:rPr>
-          <w:t>25</w:t>
+          <w:t>27</w:t>
         </w:r>
         <w:r>
           <w:rPr>
@@ -3387,7 +3387,7 @@
                 <w:sz w:val="16"/>
                 <w:szCs w:val="16"/>
               </w:rPr>
-              <w:t xml:space="preserve">07/10/2026</w:t>
+              <w:t xml:space="preserve">08/10/2026</w:t>
             </w:r>
           </w:p>
         </w:tc>
@@ -3633,8 +3633,8 @@
         <w:tblLook w:val="04A0" w:firstRow="1" w:lastRow="0" w:firstColumn="0" w:lastColumn="0" w:noHBand="0" w:noVBand="1"/>
       </w:tblPr>
       <w:tblGrid>
-        <w:gridCol w:w="1541"/>
-        <w:gridCol w:w="7486"/>
+        <w:gridCol w:w="1548"/>
+        <w:gridCol w:w="7479"/>
       </w:tblGrid>
       <w:tr>
         <w:trPr>
@@ -3644,7 +3644,7 @@
         </w:trPr>
         <w:tc>
           <w:tcPr>
-            <w:tcW w:w="1541" w:type="dxa"/>
+            <w:tcW w:w="1548" w:type="dxa"/>
             <w:shd w:val="clear" w:color="auto" w:fill="0F4761"/>
             <w:vAlign w:val="center"/>
           </w:tcPr>
@@ -3675,7 +3675,7 @@
         </w:tc>
         <w:tc>
           <w:tcPr>
-            <w:tcW w:w="7486" w:type="dxa"/>
+            <w:tcW w:w="7479" w:type="dxa"/>
             <w:shd w:val="clear" w:color="auto" w:fill="0F4761"/>
             <w:vAlign w:val="center"/>
           </w:tcPr>
@@ -3712,7 +3712,7 @@
         </w:trPr>
         <w:tc>
           <w:tcPr>
-            <w:tcW w:w="1541" w:type="dxa"/>
+            <w:tcW w:w="1548" w:type="dxa"/>
             <w:vAlign w:val="top"/>
           </w:tcPr>
           <w:p>
@@ -3732,13 +3732,13 @@
                 <w:sz w:val="16"/>
                 <w:szCs w:val="16"/>
               </w:rPr>
-              <w:t xml:space="preserve">API</w:t>
-            </w:r>
-          </w:p>
-        </w:tc>
-        <w:tc>
-          <w:tcPr>
-            <w:tcW w:w="7486" w:type="dxa"/>
+              <w:t xml:space="preserve">ADR</w:t>
+            </w:r>
+          </w:p>
+        </w:tc>
+        <w:tc>
+          <w:tcPr>
+            <w:tcW w:w="7479" w:type="dxa"/>
             <w:vAlign w:val="top"/>
           </w:tcPr>
           <w:p>
@@ -3758,7 +3758,7 @@
                 <w:sz w:val="16"/>
                 <w:szCs w:val="16"/>
               </w:rPr>
-              <w:t xml:space="preserve">Application programming interface</w:t>
+              <w:t xml:space="preserve">Architecture decision record</w:t>
             </w:r>
           </w:p>
         </w:tc>
@@ -3770,7 +3770,7 @@
         </w:trPr>
         <w:tc>
           <w:tcPr>
-            <w:tcW w:w="1541" w:type="dxa"/>
+            <w:tcW w:w="1548" w:type="dxa"/>
             <w:vAlign w:val="top"/>
           </w:tcPr>
           <w:p>
@@ -3790,13 +3790,13 @@
                 <w:sz w:val="16"/>
                 <w:szCs w:val="16"/>
               </w:rPr>
-              <w:t xml:space="preserve">B2B</w:t>
-            </w:r>
-          </w:p>
-        </w:tc>
-        <w:tc>
-          <w:tcPr>
-            <w:tcW w:w="7486" w:type="dxa"/>
+              <w:t xml:space="preserve">AES</w:t>
+            </w:r>
+          </w:p>
+        </w:tc>
+        <w:tc>
+          <w:tcPr>
+            <w:tcW w:w="7479" w:type="dxa"/>
             <w:vAlign w:val="top"/>
           </w:tcPr>
           <w:p>
@@ -3816,7 +3816,7 @@
                 <w:sz w:val="16"/>
                 <w:szCs w:val="16"/>
               </w:rPr>
-              <w:t xml:space="preserve">Business to business</w:t>
+              <w:t xml:space="preserve">Advanced Encryption Standard</w:t>
             </w:r>
           </w:p>
         </w:tc>
@@ -3828,7 +3828,7 @@
         </w:trPr>
         <w:tc>
           <w:tcPr>
-            <w:tcW w:w="1541" w:type="dxa"/>
+            <w:tcW w:w="1548" w:type="dxa"/>
             <w:vAlign w:val="top"/>
           </w:tcPr>
           <w:p>
@@ -3848,13 +3848,13 @@
                 <w:sz w:val="16"/>
                 <w:szCs w:val="16"/>
               </w:rPr>
-              <w:t xml:space="preserve">BI</w:t>
-            </w:r>
-          </w:p>
-        </w:tc>
-        <w:tc>
-          <w:tcPr>
-            <w:tcW w:w="7486" w:type="dxa"/>
+              <w:t xml:space="preserve">API</w:t>
+            </w:r>
+          </w:p>
+        </w:tc>
+        <w:tc>
+          <w:tcPr>
+            <w:tcW w:w="7479" w:type="dxa"/>
             <w:vAlign w:val="top"/>
           </w:tcPr>
           <w:p>
@@ -3874,7 +3874,7 @@
                 <w:sz w:val="16"/>
                 <w:szCs w:val="16"/>
               </w:rPr>
-              <w:t xml:space="preserve">Business intelligence</w:t>
+              <w:t xml:space="preserve">Application programming interface</w:t>
             </w:r>
           </w:p>
         </w:tc>
@@ -3886,7 +3886,7 @@
         </w:trPr>
         <w:tc>
           <w:tcPr>
-            <w:tcW w:w="1541" w:type="dxa"/>
+            <w:tcW w:w="1548" w:type="dxa"/>
             <w:vAlign w:val="top"/>
           </w:tcPr>
           <w:p>
@@ -3906,13 +3906,13 @@
                 <w:sz w:val="16"/>
                 <w:szCs w:val="16"/>
               </w:rPr>
-              <w:t xml:space="preserve">DPO</w:t>
-            </w:r>
-          </w:p>
-        </w:tc>
-        <w:tc>
-          <w:tcPr>
-            <w:tcW w:w="7486" w:type="dxa"/>
+              <w:t xml:space="preserve">B2B</w:t>
+            </w:r>
+          </w:p>
+        </w:tc>
+        <w:tc>
+          <w:tcPr>
+            <w:tcW w:w="7479" w:type="dxa"/>
             <w:vAlign w:val="top"/>
           </w:tcPr>
           <w:p>
@@ -3932,7 +3932,7 @@
                 <w:sz w:val="16"/>
                 <w:szCs w:val="16"/>
               </w:rPr>
-              <w:t xml:space="preserve">Data protection officer</w:t>
+              <w:t xml:space="preserve">Business to business</w:t>
             </w:r>
           </w:p>
         </w:tc>
@@ -3944,7 +3944,7 @@
         </w:trPr>
         <w:tc>
           <w:tcPr>
-            <w:tcW w:w="1541" w:type="dxa"/>
+            <w:tcW w:w="1548" w:type="dxa"/>
             <w:vAlign w:val="top"/>
           </w:tcPr>
           <w:p>
@@ -3964,13 +3964,13 @@
                 <w:sz w:val="16"/>
                 <w:szCs w:val="16"/>
               </w:rPr>
-              <w:t xml:space="preserve">DSAR</w:t>
-            </w:r>
-          </w:p>
-        </w:tc>
-        <w:tc>
-          <w:tcPr>
-            <w:tcW w:w="7486" w:type="dxa"/>
+              <w:t xml:space="preserve">BI</w:t>
+            </w:r>
+          </w:p>
+        </w:tc>
+        <w:tc>
+          <w:tcPr>
+            <w:tcW w:w="7479" w:type="dxa"/>
             <w:vAlign w:val="top"/>
           </w:tcPr>
           <w:p>
@@ -3990,7 +3990,7 @@
                 <w:sz w:val="16"/>
                 <w:szCs w:val="16"/>
               </w:rPr>
-              <w:t xml:space="preserve">Data subject access request</w:t>
+              <w:t xml:space="preserve">Business intelligence</w:t>
             </w:r>
           </w:p>
         </w:tc>
@@ -4002,7 +4002,7 @@
         </w:trPr>
         <w:tc>
           <w:tcPr>
-            <w:tcW w:w="1541" w:type="dxa"/>
+            <w:tcW w:w="1548" w:type="dxa"/>
             <w:vAlign w:val="top"/>
           </w:tcPr>
           <w:p>
@@ -4022,13 +4022,13 @@
                 <w:sz w:val="16"/>
                 <w:szCs w:val="16"/>
               </w:rPr>
-              <w:t xml:space="preserve">IP</w:t>
-            </w:r>
-          </w:p>
-        </w:tc>
-        <w:tc>
-          <w:tcPr>
-            <w:tcW w:w="7486" w:type="dxa"/>
+              <w:t xml:space="preserve">DPO</w:t>
+            </w:r>
+          </w:p>
+        </w:tc>
+        <w:tc>
+          <w:tcPr>
+            <w:tcW w:w="7479" w:type="dxa"/>
             <w:vAlign w:val="top"/>
           </w:tcPr>
           <w:p>
@@ -4048,7 +4048,7 @@
                 <w:sz w:val="16"/>
                 <w:szCs w:val="16"/>
               </w:rPr>
-              <w:t xml:space="preserve">Internet Protocol</w:t>
+              <w:t xml:space="preserve">Data protection officer</w:t>
             </w:r>
           </w:p>
         </w:tc>
@@ -4060,7 +4060,7 @@
         </w:trPr>
         <w:tc>
           <w:tcPr>
-            <w:tcW w:w="1541" w:type="dxa"/>
+            <w:tcW w:w="1548" w:type="dxa"/>
             <w:vAlign w:val="top"/>
           </w:tcPr>
           <w:p>
@@ -4080,13 +4080,13 @@
                 <w:sz w:val="16"/>
                 <w:szCs w:val="16"/>
               </w:rPr>
-              <w:t xml:space="preserve">SIT</w:t>
-            </w:r>
-          </w:p>
-        </w:tc>
-        <w:tc>
-          <w:tcPr>
-            <w:tcW w:w="7486" w:type="dxa"/>
+              <w:t xml:space="preserve">DSAR</w:t>
+            </w:r>
+          </w:p>
+        </w:tc>
+        <w:tc>
+          <w:tcPr>
+            <w:tcW w:w="7479" w:type="dxa"/>
             <w:vAlign w:val="top"/>
           </w:tcPr>
           <w:p>
@@ -4106,7 +4106,7 @@
                 <w:sz w:val="16"/>
                 <w:szCs w:val="16"/>
               </w:rPr>
-              <w:t xml:space="preserve">System integration testing</w:t>
+              <w:t xml:space="preserve">Data subject access request</w:t>
             </w:r>
           </w:p>
         </w:tc>
@@ -4118,7 +4118,7 @@
         </w:trPr>
         <w:tc>
           <w:tcPr>
-            <w:tcW w:w="1541" w:type="dxa"/>
+            <w:tcW w:w="1548" w:type="dxa"/>
             <w:vAlign w:val="top"/>
           </w:tcPr>
           <w:p>
@@ -4138,13 +4138,13 @@
                 <w:sz w:val="16"/>
                 <w:szCs w:val="16"/>
               </w:rPr>
-              <w:t xml:space="preserve">SMS</w:t>
-            </w:r>
-          </w:p>
-        </w:tc>
-        <w:tc>
-          <w:tcPr>
-            <w:tcW w:w="7486" w:type="dxa"/>
+              <w:t xml:space="preserve">GCM</w:t>
+            </w:r>
+          </w:p>
+        </w:tc>
+        <w:tc>
+          <w:tcPr>
+            <w:tcW w:w="7479" w:type="dxa"/>
             <w:vAlign w:val="top"/>
           </w:tcPr>
           <w:p>
@@ -4164,7 +4164,7 @@
                 <w:sz w:val="16"/>
                 <w:szCs w:val="16"/>
               </w:rPr>
-              <w:t xml:space="preserve">Short message service</w:t>
+              <w:t xml:space="preserve">Galois/Counter Mode</w:t>
             </w:r>
           </w:p>
         </w:tc>
@@ -4176,7 +4176,7 @@
         </w:trPr>
         <w:tc>
           <w:tcPr>
-            <w:tcW w:w="1541" w:type="dxa"/>
+            <w:tcW w:w="1548" w:type="dxa"/>
             <w:vAlign w:val="top"/>
           </w:tcPr>
           <w:p>
@@ -4196,13 +4196,13 @@
                 <w:sz w:val="16"/>
                 <w:szCs w:val="16"/>
               </w:rPr>
-              <w:t xml:space="preserve">SQL</w:t>
-            </w:r>
-          </w:p>
-        </w:tc>
-        <w:tc>
-          <w:tcPr>
-            <w:tcW w:w="7486" w:type="dxa"/>
+              <w:t xml:space="preserve">IP</w:t>
+            </w:r>
+          </w:p>
+        </w:tc>
+        <w:tc>
+          <w:tcPr>
+            <w:tcW w:w="7479" w:type="dxa"/>
             <w:vAlign w:val="top"/>
           </w:tcPr>
           <w:p>
@@ -4222,7 +4222,7 @@
                 <w:sz w:val="16"/>
                 <w:szCs w:val="16"/>
               </w:rPr>
-              <w:t xml:space="preserve">Structured Query Language</w:t>
+              <w:t xml:space="preserve">Internet Protocol</w:t>
             </w:r>
           </w:p>
         </w:tc>
@@ -4234,7 +4234,7 @@
         </w:trPr>
         <w:tc>
           <w:tcPr>
-            <w:tcW w:w="1541" w:type="dxa"/>
+            <w:tcW w:w="1548" w:type="dxa"/>
             <w:vAlign w:val="top"/>
           </w:tcPr>
           <w:p>
@@ -4254,13 +4254,13 @@
                 <w:sz w:val="16"/>
                 <w:szCs w:val="16"/>
               </w:rPr>
-              <w:t xml:space="preserve">TNDS</w:t>
-            </w:r>
-          </w:p>
-        </w:tc>
-        <w:tc>
-          <w:tcPr>
-            <w:tcW w:w="7486" w:type="dxa"/>
+              <w:t xml:space="preserve">SIT</w:t>
+            </w:r>
+          </w:p>
+        </w:tc>
+        <w:tc>
+          <w:tcPr>
+            <w:tcW w:w="7479" w:type="dxa"/>
             <w:vAlign w:val="top"/>
           </w:tcPr>
           <w:p>
@@ -4280,7 +4280,7 @@
                 <w:sz w:val="16"/>
                 <w:szCs w:val="16"/>
               </w:rPr>
-              <w:t xml:space="preserve">Compulsory motor third-party liability insurance (Bảo hiểm TNDS bắt buộc)</w:t>
+              <w:t xml:space="preserve">System integration testing</w:t>
             </w:r>
           </w:p>
         </w:tc>
@@ -4292,7 +4292,7 @@
         </w:trPr>
         <w:tc>
           <w:tcPr>
-            <w:tcW w:w="1541" w:type="dxa"/>
+            <w:tcW w:w="1548" w:type="dxa"/>
             <w:vAlign w:val="top"/>
           </w:tcPr>
           <w:p>
@@ -4312,13 +4312,13 @@
                 <w:sz w:val="16"/>
                 <w:szCs w:val="16"/>
               </w:rPr>
-              <w:t xml:space="preserve">TOTP</w:t>
-            </w:r>
-          </w:p>
-        </w:tc>
-        <w:tc>
-          <w:tcPr>
-            <w:tcW w:w="7486" w:type="dxa"/>
+              <w:t xml:space="preserve">SMS</w:t>
+            </w:r>
+          </w:p>
+        </w:tc>
+        <w:tc>
+          <w:tcPr>
+            <w:tcW w:w="7479" w:type="dxa"/>
             <w:vAlign w:val="top"/>
           </w:tcPr>
           <w:p>
@@ -4338,7 +4338,7 @@
                 <w:sz w:val="16"/>
                 <w:szCs w:val="16"/>
               </w:rPr>
-              <w:t xml:space="preserve">Time-based one-time password</w:t>
+              <w:t xml:space="preserve">Short message service</w:t>
             </w:r>
           </w:p>
         </w:tc>
@@ -4350,7 +4350,7 @@
         </w:trPr>
         <w:tc>
           <w:tcPr>
-            <w:tcW w:w="1541" w:type="dxa"/>
+            <w:tcW w:w="1548" w:type="dxa"/>
             <w:vAlign w:val="top"/>
           </w:tcPr>
           <w:p>
@@ -4370,13 +4370,13 @@
                 <w:sz w:val="16"/>
                 <w:szCs w:val="16"/>
               </w:rPr>
-              <w:t xml:space="preserve">VAT</w:t>
-            </w:r>
-          </w:p>
-        </w:tc>
-        <w:tc>
-          <w:tcPr>
-            <w:tcW w:w="7486" w:type="dxa"/>
+              <w:t xml:space="preserve">SQL</w:t>
+            </w:r>
+          </w:p>
+        </w:tc>
+        <w:tc>
+          <w:tcPr>
+            <w:tcW w:w="7479" w:type="dxa"/>
             <w:vAlign w:val="top"/>
           </w:tcPr>
           <w:p>
@@ -4396,7 +4396,7 @@
                 <w:sz w:val="16"/>
                 <w:szCs w:val="16"/>
               </w:rPr>
-              <w:t xml:space="preserve">Value added tax</w:t>
+              <w:t xml:space="preserve">Structured Query Language</w:t>
             </w:r>
           </w:p>
         </w:tc>
@@ -4408,7 +4408,7 @@
         </w:trPr>
         <w:tc>
           <w:tcPr>
-            <w:tcW w:w="1541" w:type="dxa"/>
+            <w:tcW w:w="1548" w:type="dxa"/>
             <w:vAlign w:val="top"/>
           </w:tcPr>
           <w:p>
@@ -4428,13 +4428,187 @@
                 <w:sz w:val="16"/>
                 <w:szCs w:val="16"/>
               </w:rPr>
+              <w:t xml:space="preserve">TNDS</w:t>
+            </w:r>
+          </w:p>
+        </w:tc>
+        <w:tc>
+          <w:tcPr>
+            <w:tcW w:w="7479" w:type="dxa"/>
+            <w:vAlign w:val="top"/>
+          </w:tcPr>
+          <w:p>
+            <w:pPr>
+              <w:spacing w:before="60"/>
+              <w:rPr>
+                <w:rFonts w:ascii="Segoe UI" w:eastAsia="Arial" w:hAnsi="Segoe UI" w:cs="Segoe UI"/>
+                <w:color w:val="101820"/>
+                <w:sz w:val="16"/>
+                <w:szCs w:val="16"/>
+              </w:rPr>
+            </w:pPr>
+            <w:r>
+              <w:rPr>
+                <w:rFonts w:ascii="Segoe UI" w:eastAsia="Arial" w:hAnsi="Segoe UI" w:cs="Segoe UI"/>
+                <w:color w:val="101820"/>
+                <w:sz w:val="16"/>
+                <w:szCs w:val="16"/>
+              </w:rPr>
+              <w:t xml:space="preserve">Compulsory motor third-party liability insurance (Bảo hiểm TNDS bắt buộc)</w:t>
+            </w:r>
+          </w:p>
+        </w:tc>
+      </w:tr>
+      <w:tr>
+        <w:trPr>
+          <w:cantSplit/>
+          <w:trHeight w:val="449"/>
+        </w:trPr>
+        <w:tc>
+          <w:tcPr>
+            <w:tcW w:w="1548" w:type="dxa"/>
+            <w:vAlign w:val="top"/>
+          </w:tcPr>
+          <w:p>
+            <w:pPr>
+              <w:spacing w:before="60"/>
+              <w:rPr>
+                <w:rFonts w:ascii="Segoe UI" w:eastAsia="Arial" w:hAnsi="Segoe UI" w:cs="Segoe UI"/>
+                <w:color w:val="101820"/>
+                <w:sz w:val="16"/>
+                <w:szCs w:val="16"/>
+              </w:rPr>
+            </w:pPr>
+            <w:r>
+              <w:rPr>
+                <w:rFonts w:ascii="Segoe UI" w:eastAsia="Arial" w:hAnsi="Segoe UI" w:cs="Segoe UI"/>
+                <w:color w:val="101820"/>
+                <w:sz w:val="16"/>
+                <w:szCs w:val="16"/>
+              </w:rPr>
+              <w:t xml:space="preserve">TOTP</w:t>
+            </w:r>
+          </w:p>
+        </w:tc>
+        <w:tc>
+          <w:tcPr>
+            <w:tcW w:w="7479" w:type="dxa"/>
+            <w:vAlign w:val="top"/>
+          </w:tcPr>
+          <w:p>
+            <w:pPr>
+              <w:spacing w:before="60"/>
+              <w:rPr>
+                <w:rFonts w:ascii="Segoe UI" w:eastAsia="Arial" w:hAnsi="Segoe UI" w:cs="Segoe UI"/>
+                <w:color w:val="101820"/>
+                <w:sz w:val="16"/>
+                <w:szCs w:val="16"/>
+              </w:rPr>
+            </w:pPr>
+            <w:r>
+              <w:rPr>
+                <w:rFonts w:ascii="Segoe UI" w:eastAsia="Arial" w:hAnsi="Segoe UI" w:cs="Segoe UI"/>
+                <w:color w:val="101820"/>
+                <w:sz w:val="16"/>
+                <w:szCs w:val="16"/>
+              </w:rPr>
+              <w:t xml:space="preserve">Time-based one-time password</w:t>
+            </w:r>
+          </w:p>
+        </w:tc>
+      </w:tr>
+      <w:tr>
+        <w:trPr>
+          <w:cantSplit/>
+          <w:trHeight w:val="449"/>
+        </w:trPr>
+        <w:tc>
+          <w:tcPr>
+            <w:tcW w:w="1548" w:type="dxa"/>
+            <w:vAlign w:val="top"/>
+          </w:tcPr>
+          <w:p>
+            <w:pPr>
+              <w:spacing w:before="60"/>
+              <w:rPr>
+                <w:rFonts w:ascii="Segoe UI" w:eastAsia="Arial" w:hAnsi="Segoe UI" w:cs="Segoe UI"/>
+                <w:color w:val="101820"/>
+                <w:sz w:val="16"/>
+                <w:szCs w:val="16"/>
+              </w:rPr>
+            </w:pPr>
+            <w:r>
+              <w:rPr>
+                <w:rFonts w:ascii="Segoe UI" w:eastAsia="Arial" w:hAnsi="Segoe UI" w:cs="Segoe UI"/>
+                <w:color w:val="101820"/>
+                <w:sz w:val="16"/>
+                <w:szCs w:val="16"/>
+              </w:rPr>
+              <w:t xml:space="preserve">VAT</w:t>
+            </w:r>
+          </w:p>
+        </w:tc>
+        <w:tc>
+          <w:tcPr>
+            <w:tcW w:w="7479" w:type="dxa"/>
+            <w:vAlign w:val="top"/>
+          </w:tcPr>
+          <w:p>
+            <w:pPr>
+              <w:spacing w:before="60"/>
+              <w:rPr>
+                <w:rFonts w:ascii="Segoe UI" w:eastAsia="Arial" w:hAnsi="Segoe UI" w:cs="Segoe UI"/>
+                <w:color w:val="101820"/>
+                <w:sz w:val="16"/>
+                <w:szCs w:val="16"/>
+              </w:rPr>
+            </w:pPr>
+            <w:r>
+              <w:rPr>
+                <w:rFonts w:ascii="Segoe UI" w:eastAsia="Arial" w:hAnsi="Segoe UI" w:cs="Segoe UI"/>
+                <w:color w:val="101820"/>
+                <w:sz w:val="16"/>
+                <w:szCs w:val="16"/>
+              </w:rPr>
+              <w:t xml:space="preserve">Value added tax</w:t>
+            </w:r>
+          </w:p>
+        </w:tc>
+      </w:tr>
+      <w:tr>
+        <w:trPr>
+          <w:cantSplit/>
+          <w:trHeight w:val="449"/>
+        </w:trPr>
+        <w:tc>
+          <w:tcPr>
+            <w:tcW w:w="1548" w:type="dxa"/>
+            <w:vAlign w:val="top"/>
+          </w:tcPr>
+          <w:p>
+            <w:pPr>
+              <w:spacing w:before="60"/>
+              <w:rPr>
+                <w:rFonts w:ascii="Segoe UI" w:eastAsia="Arial" w:hAnsi="Segoe UI" w:cs="Segoe UI"/>
+                <w:color w:val="101820"/>
+                <w:sz w:val="16"/>
+                <w:szCs w:val="16"/>
+              </w:rPr>
+            </w:pPr>
+            <w:r>
+              <w:rPr>
+                <w:rFonts w:ascii="Segoe UI" w:eastAsia="Arial" w:hAnsi="Segoe UI" w:cs="Segoe UI"/>
+                <w:color w:val="101820"/>
+                <w:sz w:val="16"/>
+                <w:szCs w:val="16"/>
+              </w:rPr>
               <w:t xml:space="preserve">VETC</w:t>
             </w:r>
           </w:p>
         </w:tc>
         <w:tc>
           <w:tcPr>
-            <w:tcW w:w="7486" w:type="dxa"/>
+            <w:tcW w:w="7479" w:type="dxa"/>
             <w:vAlign w:val="top"/>
           </w:tcPr>
           <w:p>
@@ -5004,8 +5178,8 @@
         <w:tblLook w:val="04A0" w:firstRow="1" w:lastRow="0" w:firstColumn="0" w:lastColumn="0" w:noHBand="0" w:noVBand="1"/>
       </w:tblPr>
       <w:tblGrid>
-        <w:gridCol w:w="2808"/>
-        <w:gridCol w:w="6219"/>
+        <w:gridCol w:w="2711"/>
+        <w:gridCol w:w="6316"/>
       </w:tblGrid>
       <w:tr>
         <w:trPr>
@@ -5014,7 +5188,7 @@
         </w:trPr>
         <w:tc>
           <w:tcPr>
-            <w:tcW w:w="2808" w:type="dxa"/>
+            <w:tcW w:w="2711" w:type="dxa"/>
             <w:shd w:val="clear" w:color="auto" w:fill="0F4761"/>
             <w:vAlign w:val="center"/>
           </w:tcPr>
@@ -5033,7 +5207,7 @@
         </w:tc>
         <w:tc>
           <w:tcPr>
-            <w:tcW w:w="6219" w:type="dxa"/>
+            <w:tcW w:w="6316" w:type="dxa"/>
             <w:shd w:val="clear" w:color="auto" w:fill="0F4761"/>
             <w:vAlign w:val="center"/>
           </w:tcPr>
@@ -5057,7 +5231,7 @@
         </w:trPr>
         <w:tc>
           <w:tcPr>
-            <w:tcW w:w="2808" w:type="dxa"/>
+            <w:tcW w:w="2711" w:type="dxa"/>
             <w:vAlign w:val="top"/>
           </w:tcPr>
           <w:p>
@@ -5072,7 +5246,7 @@
         </w:tc>
         <w:tc>
           <w:tcPr>
-            <w:tcW w:w="6219" w:type="dxa"/>
+            <w:tcW w:w="6316" w:type="dxa"/>
             <w:vAlign w:val="top"/>
           </w:tcPr>
           <w:p>
@@ -5092,7 +5266,7 @@
         </w:trPr>
         <w:tc>
           <w:tcPr>
-            <w:tcW w:w="2808" w:type="dxa"/>
+            <w:tcW w:w="2711" w:type="dxa"/>
             <w:shd w:val="clear" w:color="auto" w:fill="F4F7FB"/>
             <w:vAlign w:val="top"/>
           </w:tcPr>
@@ -5108,7 +5282,7 @@
         </w:tc>
         <w:tc>
           <w:tcPr>
-            <w:tcW w:w="6219" w:type="dxa"/>
+            <w:tcW w:w="6316" w:type="dxa"/>
             <w:shd w:val="clear" w:color="auto" w:fill="F4F7FB"/>
             <w:vAlign w:val="top"/>
           </w:tcPr>
@@ -5129,7 +5303,7 @@
         </w:trPr>
         <w:tc>
           <w:tcPr>
-            <w:tcW w:w="2808" w:type="dxa"/>
+            <w:tcW w:w="2711" w:type="dxa"/>
             <w:vAlign w:val="top"/>
           </w:tcPr>
           <w:p>
@@ -5144,7 +5318,7 @@
         </w:tc>
         <w:tc>
           <w:tcPr>
-            <w:tcW w:w="6219" w:type="dxa"/>
+            <w:tcW w:w="6316" w:type="dxa"/>
             <w:vAlign w:val="top"/>
           </w:tcPr>
           <w:p>
@@ -5164,7 +5338,7 @@
         </w:trPr>
         <w:tc>
           <w:tcPr>
-            <w:tcW w:w="2808" w:type="dxa"/>
+            <w:tcW w:w="2711" w:type="dxa"/>
             <w:shd w:val="clear" w:color="auto" w:fill="F4F7FB"/>
             <w:vAlign w:val="top"/>
           </w:tcPr>
@@ -5180,7 +5354,7 @@
         </w:tc>
         <w:tc>
           <w:tcPr>
-            <w:tcW w:w="6219" w:type="dxa"/>
+            <w:tcW w:w="6316" w:type="dxa"/>
             <w:shd w:val="clear" w:color="auto" w:fill="F4F7FB"/>
             <w:vAlign w:val="top"/>
           </w:tcPr>
@@ -5201,7 +5375,7 @@
         </w:trPr>
         <w:tc>
           <w:tcPr>
-            <w:tcW w:w="2808" w:type="dxa"/>
+            <w:tcW w:w="2711" w:type="dxa"/>
             <w:vAlign w:val="top"/>
           </w:tcPr>
           <w:p>
@@ -5216,16 +5390,16 @@
         </w:tc>
         <w:tc>
           <w:tcPr>
-            <w:tcW w:w="6219" w:type="dxa"/>
-            <w:vAlign w:val="top"/>
-          </w:tcPr>
-          <w:p>
-            <w:pPr>
-              <w:pStyle w:val="TableText"/>
-              <w:jc w:val="left"/>
-            </w:pPr>
-            <w:r>
-              <w:t xml:space="preserve">Names, phones, call transcripts, claim descriptions and staff authenticator seeds are encrypted before they reach the database.</w:t>
+            <w:tcW w:w="6316" w:type="dxa"/>
+            <w:vAlign w:val="top"/>
+          </w:tcPr>
+          <w:p>
+            <w:pPr>
+              <w:pStyle w:val="TableText"/>
+              <w:jc w:val="left"/>
+            </w:pPr>
+            <w:r>
+              <w:t xml:space="preserve">Names, phones, call transcripts, claim descriptions, data-request notes and staff authenticator seeds are encrypted before they reach the database.</w:t>
             </w:r>
           </w:p>
         </w:tc>
@@ -5236,7 +5410,7 @@
         </w:trPr>
         <w:tc>
           <w:tcPr>
-            <w:tcW w:w="2808" w:type="dxa"/>
+            <w:tcW w:w="2711" w:type="dxa"/>
             <w:shd w:val="clear" w:color="auto" w:fill="F4F7FB"/>
             <w:vAlign w:val="top"/>
           </w:tcPr>
@@ -5252,7 +5426,7 @@
         </w:tc>
         <w:tc>
           <w:tcPr>
-            <w:tcW w:w="6219" w:type="dxa"/>
+            <w:tcW w:w="6316" w:type="dxa"/>
             <w:shd w:val="clear" w:color="auto" w:fill="F4F7FB"/>
             <w:vAlign w:val="top"/>
           </w:tcPr>
@@ -5307,7 +5481,7 @@
         <w:pStyle w:val="FirstParagraph"/>
       </w:pPr>
       <w:r>
-        <w:t xml:space="preserve">Each of the 19 collections is a PostgreSQL table with the same shape: an identifier, a version number for optimistic locking, the document as</w:t>
+        <w:t xml:space="preserve">Each of the 20 collections is a PostgreSQL table with the same shape: an identifier, a version number for optimistic locking, the document as</w:t>
       </w:r>
       <w:r>
         <w:t xml:space="preserve"> </w:t>
@@ -5365,7 +5539,52 @@
         <w:t xml:space="preserve">schema_migrations</w:t>
       </w:r>
       <w:r>
-        <w:t xml:space="preserve">. ADR-004 in TGP-ARC-07 Architecture Decision Records explains the choice of this pattern.</w:t>
+        <w:t xml:space="preserve">. Three migrations exist:</w:t>
+      </w:r>
+      <w:r>
+        <w:t xml:space="preserve"> </w:t>
+      </w:r>
+      <w:r>
+        <w:rPr>
+          <w:rStyle w:val="CodeChar"/>
+        </w:rPr>
+        <w:t xml:space="preserve">001_init.sql</w:t>
+      </w:r>
+      <w:r>
+        <w:t xml:space="preserve"> </w:t>
+      </w:r>
+      <w:r>
+        <w:t xml:space="preserve">creates the collection tables and the audit log,</w:t>
+      </w:r>
+      <w:r>
+        <w:t xml:space="preserve"> </w:t>
+      </w:r>
+      <w:r>
+        <w:rPr>
+          <w:rStyle w:val="CodeChar"/>
+        </w:rPr>
+        <w:t xml:space="preserve">002_integrity_hardening.sql</w:t>
+      </w:r>
+      <w:r>
+        <w:t xml:space="preserve"> </w:t>
+      </w:r>
+      <w:r>
+        <w:t xml:space="preserve">allows only one active rule set per kind and blocks truncation of the audit log, and</w:t>
+      </w:r>
+      <w:r>
+        <w:t xml:space="preserve"> </w:t>
+      </w:r>
+      <w:r>
+        <w:rPr>
+          <w:rStyle w:val="CodeChar"/>
+        </w:rPr>
+        <w:t xml:space="preserve">003_dsar_requests.sql</w:t>
+      </w:r>
+      <w:r>
+        <w:t xml:space="preserve"> </w:t>
+      </w:r>
+      <w:r>
+        <w:t xml:space="preserve">adds the data-subject request register. ADR-004 in TGP-ARC-07 Architecture Decision Records explains the choice of this pattern.</w:t>
       </w:r>
     </w:p>
     <w:p>
@@ -5443,9 +5662,9 @@
         <w:tblLook w:val="04A0" w:firstRow="1" w:lastRow="0" w:firstColumn="0" w:lastColumn="0" w:noHBand="0" w:noVBand="1"/>
       </w:tblPr>
       <w:tblGrid>
-        <w:gridCol w:w="1650"/>
-        <w:gridCol w:w="3348"/>
-        <w:gridCol w:w="4029"/>
+        <w:gridCol w:w="1608"/>
+        <w:gridCol w:w="3379"/>
+        <w:gridCol w:w="4040"/>
       </w:tblGrid>
       <w:tr>
         <w:trPr>
@@ -5454,7 +5673,7 @@
         </w:trPr>
         <w:tc>
           <w:tcPr>
-            <w:tcW w:w="1650" w:type="dxa"/>
+            <w:tcW w:w="1608" w:type="dxa"/>
             <w:shd w:val="clear" w:color="auto" w:fill="0F4761"/>
             <w:vAlign w:val="center"/>
           </w:tcPr>
@@ -5473,7 +5692,7 @@
         </w:tc>
         <w:tc>
           <w:tcPr>
-            <w:tcW w:w="3348" w:type="dxa"/>
+            <w:tcW w:w="3379" w:type="dxa"/>
             <w:shd w:val="clear" w:color="auto" w:fill="0F4761"/>
             <w:vAlign w:val="center"/>
           </w:tcPr>
@@ -5492,7 +5711,7 @@
         </w:tc>
         <w:tc>
           <w:tcPr>
-            <w:tcW w:w="4029" w:type="dxa"/>
+            <w:tcW w:w="4040" w:type="dxa"/>
             <w:shd w:val="clear" w:color="auto" w:fill="0F4761"/>
             <w:vAlign w:val="center"/>
           </w:tcPr>
@@ -5516,7 +5735,7 @@
         </w:trPr>
         <w:tc>
           <w:tcPr>
-            <w:tcW w:w="1650" w:type="dxa"/>
+            <w:tcW w:w="1608" w:type="dxa"/>
             <w:vAlign w:val="top"/>
           </w:tcPr>
           <w:p>
@@ -5531,7 +5750,7 @@
         </w:tc>
         <w:tc>
           <w:tcPr>
-            <w:tcW w:w="3348" w:type="dxa"/>
+            <w:tcW w:w="3379" w:type="dxa"/>
             <w:vAlign w:val="top"/>
           </w:tcPr>
           <w:p>
@@ -5597,7 +5816,7 @@
         </w:tc>
         <w:tc>
           <w:tcPr>
-            <w:tcW w:w="4029" w:type="dxa"/>
+            <w:tcW w:w="4040" w:type="dxa"/>
             <w:vAlign w:val="top"/>
           </w:tcPr>
           <w:p>
@@ -5617,7 +5836,7 @@
         </w:trPr>
         <w:tc>
           <w:tcPr>
-            <w:tcW w:w="1650" w:type="dxa"/>
+            <w:tcW w:w="1608" w:type="dxa"/>
             <w:shd w:val="clear" w:color="auto" w:fill="F4F7FB"/>
             <w:vAlign w:val="top"/>
           </w:tcPr>
@@ -5633,7 +5852,7 @@
         </w:tc>
         <w:tc>
           <w:tcPr>
-            <w:tcW w:w="3348" w:type="dxa"/>
+            <w:tcW w:w="3379" w:type="dxa"/>
             <w:shd w:val="clear" w:color="auto" w:fill="F4F7FB"/>
             <w:vAlign w:val="top"/>
           </w:tcPr>
@@ -5688,7 +5907,7 @@
         </w:tc>
         <w:tc>
           <w:tcPr>
-            <w:tcW w:w="4029" w:type="dxa"/>
+            <w:tcW w:w="4040" w:type="dxa"/>
             <w:shd w:val="clear" w:color="auto" w:fill="F4F7FB"/>
             <w:vAlign w:val="top"/>
           </w:tcPr>
@@ -5709,7 +5928,7 @@
         </w:trPr>
         <w:tc>
           <w:tcPr>
-            <w:tcW w:w="1650" w:type="dxa"/>
+            <w:tcW w:w="1608" w:type="dxa"/>
             <w:vAlign w:val="top"/>
           </w:tcPr>
           <w:p>
@@ -5724,7 +5943,7 @@
         </w:tc>
         <w:tc>
           <w:tcPr>
-            <w:tcW w:w="3348" w:type="dxa"/>
+            <w:tcW w:w="3379" w:type="dxa"/>
             <w:vAlign w:val="top"/>
           </w:tcPr>
           <w:p>
@@ -5778,7 +5997,7 @@
         </w:tc>
         <w:tc>
           <w:tcPr>
-            <w:tcW w:w="4029" w:type="dxa"/>
+            <w:tcW w:w="4040" w:type="dxa"/>
             <w:vAlign w:val="top"/>
           </w:tcPr>
           <w:p>
@@ -5798,7 +6017,7 @@
         </w:trPr>
         <w:tc>
           <w:tcPr>
-            <w:tcW w:w="1650" w:type="dxa"/>
+            <w:tcW w:w="1608" w:type="dxa"/>
             <w:shd w:val="clear" w:color="auto" w:fill="F4F7FB"/>
             <w:vAlign w:val="top"/>
           </w:tcPr>
@@ -5814,7 +6033,7 @@
         </w:tc>
         <w:tc>
           <w:tcPr>
-            <w:tcW w:w="3348" w:type="dxa"/>
+            <w:tcW w:w="3379" w:type="dxa"/>
             <w:shd w:val="clear" w:color="auto" w:fill="F4F7FB"/>
             <w:vAlign w:val="top"/>
           </w:tcPr>
@@ -5845,7 +6064,7 @@
         </w:tc>
         <w:tc>
           <w:tcPr>
-            <w:tcW w:w="4029" w:type="dxa"/>
+            <w:tcW w:w="4040" w:type="dxa"/>
             <w:shd w:val="clear" w:color="auto" w:fill="F4F7FB"/>
             <w:vAlign w:val="top"/>
           </w:tcPr>
@@ -5866,7 +6085,7 @@
         </w:trPr>
         <w:tc>
           <w:tcPr>
-            <w:tcW w:w="1650" w:type="dxa"/>
+            <w:tcW w:w="1608" w:type="dxa"/>
             <w:vAlign w:val="top"/>
           </w:tcPr>
           <w:p>
@@ -5881,7 +6100,7 @@
         </w:tc>
         <w:tc>
           <w:tcPr>
-            <w:tcW w:w="3348" w:type="dxa"/>
+            <w:tcW w:w="3379" w:type="dxa"/>
             <w:vAlign w:val="top"/>
           </w:tcPr>
           <w:p>
@@ -5943,20 +6162,32 @@
               </w:rPr>
               <w:t xml:space="preserve">audit_log</w:t>
             </w:r>
-          </w:p>
-        </w:tc>
-        <w:tc>
-          <w:tcPr>
-            <w:tcW w:w="4029" w:type="dxa"/>
-            <w:vAlign w:val="top"/>
-          </w:tcPr>
-          <w:p>
-            <w:pPr>
-              <w:pStyle w:val="TableText"/>
-              <w:jc w:val="left"/>
-            </w:pPr>
-            <w:r>
-              <w:t xml:space="preserve">Staff accounts, rule versions, event outbox, job history, audit trail</w:t>
+            <w:r>
+              <w:t xml:space="preserve">,</w:t>
+            </w:r>
+            <w:r>
+              <w:t xml:space="preserve"> </w:t>
+            </w:r>
+            <w:r>
+              <w:rPr>
+                <w:rStyle w:val="CodeChar"/>
+              </w:rPr>
+              <w:t xml:space="preserve">dsar_requests</w:t>
+            </w:r>
+          </w:p>
+        </w:tc>
+        <w:tc>
+          <w:tcPr>
+            <w:tcW w:w="4040" w:type="dxa"/>
+            <w:vAlign w:val="top"/>
+          </w:tcPr>
+          <w:p>
+            <w:pPr>
+              <w:pStyle w:val="TableText"/>
+              <w:jc w:val="left"/>
+            </w:pPr>
+            <w:r>
+              <w:t xml:space="preserve">Staff accounts, rule versions, event outbox, job history, audit trail, data-subject requests</w:t>
             </w:r>
           </w:p>
         </w:tc>
@@ -6003,7 +6234,7 @@
               <a:graphicData uri="http://schemas.openxmlformats.org/drawingml/2006/picture">
                 <pic:pic>
                   <pic:nvPicPr>
-                    <pic:cNvPr descr="/tmp/claude-0/-home-user-TASCO/19e5534d-12b5-5956-9b60-3e77efde0f49/scratchpad/gen/.cache/mermaid/1a445374a367e550.png" id="30" name="Picture"/>
+                    <pic:cNvPr descr="/home/user/TASCO/tools/docs-source/gen/.cache/mermaid/1a445374a367e550.png" id="30" name="Picture"/>
                     <pic:cNvPicPr>
                       <a:picLocks noChangeArrowheads="1" noChangeAspect="1"/>
                     </pic:cNvPicPr>
@@ -6058,7 +6289,7 @@
               <a:graphicData uri="http://schemas.openxmlformats.org/drawingml/2006/picture">
                 <pic:pic>
                   <pic:nvPicPr>
-                    <pic:cNvPr descr="/tmp/claude-0/-home-user-TASCO/19e5534d-12b5-5956-9b60-3e77efde0f49/scratchpad/gen/.cache/mermaid/101613e02d62b85e.png" id="33" name="Picture"/>
+                    <pic:cNvPr descr="/home/user/TASCO/tools/docs-source/gen/.cache/mermaid/101613e02d62b85e.png" id="33" name="Picture"/>
                     <pic:cNvPicPr>
                       <a:picLocks noChangeArrowheads="1" noChangeAspect="1"/>
                     </pic:cNvPicPr>
@@ -6131,7 +6362,7 @@
               <a:graphicData uri="http://schemas.openxmlformats.org/drawingml/2006/picture">
                 <pic:pic>
                   <pic:nvPicPr>
-                    <pic:cNvPr descr="/tmp/claude-0/-home-user-TASCO/19e5534d-12b5-5956-9b60-3e77efde0f49/scratchpad/gen/.cache/mermaid/a50facaa323ac101.png" id="37" name="Picture"/>
+                    <pic:cNvPr descr="/home/user/TASCO/tools/docs-source/gen/.cache/mermaid/a50facaa323ac101.png" id="37" name="Picture"/>
                     <pic:cNvPicPr>
                       <a:picLocks noChangeArrowheads="1" noChangeAspect="1"/>
                     </pic:cNvPicPr>
@@ -6186,7 +6417,7 @@
               <a:graphicData uri="http://schemas.openxmlformats.org/drawingml/2006/picture">
                 <pic:pic>
                   <pic:nvPicPr>
-                    <pic:cNvPr descr="/tmp/claude-0/-home-user-TASCO/19e5534d-12b5-5956-9b60-3e77efde0f49/scratchpad/gen/.cache/mermaid/06276757e77b7c57.png" id="40" name="Picture"/>
+                    <pic:cNvPr descr="/home/user/TASCO/tools/docs-source/gen/.cache/mermaid/06276757e77b7c57.png" id="40" name="Picture"/>
                     <pic:cNvPicPr>
                       <a:picLocks noChangeArrowheads="1" noChangeAspect="1"/>
                     </pic:cNvPicPr>
@@ -6259,7 +6490,7 @@
               <a:graphicData uri="http://schemas.openxmlformats.org/drawingml/2006/picture">
                 <pic:pic>
                   <pic:nvPicPr>
-                    <pic:cNvPr descr="/tmp/claude-0/-home-user-TASCO/19e5534d-12b5-5956-9b60-3e77efde0f49/scratchpad/gen/.cache/mermaid/1d5e555860241e4a.png" id="44" name="Picture"/>
+                    <pic:cNvPr descr="/home/user/TASCO/tools/docs-source/gen/.cache/mermaid/1d5e555860241e4a.png" id="44" name="Picture"/>
                     <pic:cNvPicPr>
                       <a:picLocks noChangeArrowheads="1" noChangeAspect="1"/>
                     </pic:cNvPicPr>
@@ -6314,7 +6545,7 @@
               <a:graphicData uri="http://schemas.openxmlformats.org/drawingml/2006/picture">
                 <pic:pic>
                   <pic:nvPicPr>
-                    <pic:cNvPr descr="/tmp/claude-0/-home-user-TASCO/19e5534d-12b5-5956-9b60-3e77efde0f49/scratchpad/gen/.cache/mermaid/446dba9fab102977.png" id="47" name="Picture"/>
+                    <pic:cNvPr descr="/home/user/TASCO/tools/docs-source/gen/.cache/mermaid/446dba9fab102977.png" id="47" name="Picture"/>
                     <pic:cNvPicPr>
                       <a:picLocks noChangeArrowheads="1" noChangeAspect="1"/>
                     </pic:cNvPicPr>
@@ -6369,7 +6600,7 @@
               <a:graphicData uri="http://schemas.openxmlformats.org/drawingml/2006/picture">
                 <pic:pic>
                   <pic:nvPicPr>
-                    <pic:cNvPr descr="/tmp/claude-0/-home-user-TASCO/19e5534d-12b5-5956-9b60-3e77efde0f49/scratchpad/gen/.cache/mermaid/44406ad5e649e87e.png" id="50" name="Picture"/>
+                    <pic:cNvPr descr="/home/user/TASCO/tools/docs-source/gen/.cache/mermaid/44406ad5e649e87e.png" id="50" name="Picture"/>
                     <pic:cNvPicPr>
                       <a:picLocks noChangeArrowheads="1" noChangeAspect="1"/>
                     </pic:cNvPicPr>
@@ -6425,7 +6656,7 @@
         <w:pStyle w:val="FirstParagraph"/>
       </w:pPr>
       <w:r>
-        <w:t xml:space="preserve">Staff users author and approve rule set versions and appear as actors in the audit trail. Domain events and job runs stand alone.</w:t>
+        <w:t xml:space="preserve">Staff users author and approve rule set versions and appear as actors in the audit trail. Domain events and job runs stand alone. Each data-subject request concerns one profile and is handled by a compliance officer.</w:t>
       </w:r>
     </w:p>
     <w:p xmlns:a="http://schemas.openxmlformats.org/drawingml/2006/main" xmlns:pic="http://schemas.openxmlformats.org/drawingml/2006/picture">
@@ -6442,7 +6673,7 @@
               <a:graphicData uri="http://schemas.openxmlformats.org/drawingml/2006/picture">
                 <pic:pic>
                   <pic:nvPicPr>
-                    <pic:cNvPr descr="/tmp/claude-0/-home-user-TASCO/19e5534d-12b5-5956-9b60-3e77efde0f49/scratchpad/gen/.cache/mermaid/333a83afef639285.png" id="54" name="Picture"/>
+                    <pic:cNvPr descr="/home/user/TASCO/tools/docs-source/gen/.cache/mermaid/333a83afef639285.png" id="54" name="Picture"/>
                     <pic:cNvPicPr>
                       <a:picLocks noChangeArrowheads="1" noChangeAspect="1"/>
                     </pic:cNvPicPr>
@@ -6497,7 +6728,7 @@
               <a:graphicData uri="http://schemas.openxmlformats.org/drawingml/2006/picture">
                 <pic:pic>
                   <pic:nvPicPr>
-                    <pic:cNvPr descr="/tmp/claude-0/-home-user-TASCO/19e5534d-12b5-5956-9b60-3e77efde0f49/scratchpad/gen/.cache/mermaid/7ed98941391a9b2a.png" id="57" name="Picture"/>
+                    <pic:cNvPr descr="/home/user/TASCO/tools/docs-source/gen/.cache/mermaid/7ed98941391a9b2a.png" id="57" name="Picture"/>
                     <pic:cNvPicPr>
                       <a:picLocks noChangeArrowheads="1" noChangeAspect="1"/>
                     </pic:cNvPicPr>
@@ -6536,6 +6767,61 @@
       </w:pPr>
       <w:r>
         <w:t xml:space="preserve">Figure 9 – Governance, part 2: domain events and job runs, which stand alone</w:t>
+      </w:r>
+    </w:p>
+    <w:p xmlns:a="http://schemas.openxmlformats.org/drawingml/2006/main" xmlns:pic="http://schemas.openxmlformats.org/drawingml/2006/picture">
+      <w:pPr>
+        <w:pStyle w:val="Figure"/>
+      </w:pPr>
+      <w:r>
+        <w:drawing>
+          <wp:inline>
+            <wp:extent cx="5086799" cy="4258799"/>
+            <wp:effectExtent b="0" l="0" r="0" t="0"/>
+            <wp:docPr descr="Governance, part 3: data-subject requests about a profile, handled by a staff user" title="" id="5011" name="Picture"/>
+            <a:graphic>
+              <a:graphicData uri="http://schemas.openxmlformats.org/drawingml/2006/picture">
+                <pic:pic>
+                  <pic:nvPicPr>
+                    <pic:cNvPr descr="/home/user/TASCO/tools/docs-source/gen/.cache/mermaid/1bf698ecaad7bb75.png" id="60" name="Picture"/>
+                    <pic:cNvPicPr>
+                      <a:picLocks noChangeArrowheads="1" noChangeAspect="1"/>
+                    </pic:cNvPicPr>
+                  </pic:nvPicPr>
+                  <pic:blipFill>
+                    <a:blip r:embed="rIdG10"/>
+                    <a:stretch>
+                      <a:fillRect/>
+                    </a:stretch>
+                  </pic:blipFill>
+                  <pic:spPr bwMode="auto">
+                    <a:xfrm>
+                      <a:off x="0" y="0"/>
+                      <a:ext cx="5086799" cy="4258799"/>
+                    </a:xfrm>
+                    <a:prstGeom prst="rect">
+                      <a:avLst/>
+                    </a:prstGeom>
+                    <a:noFill/>
+                    <a:ln w="9525">
+                      <a:noFill/>
+                      <a:headEnd/>
+                      <a:tailEnd/>
+                    </a:ln>
+                  </pic:spPr>
+                </pic:pic>
+              </a:graphicData>
+            </a:graphic>
+          </wp:inline>
+        </w:drawing>
+      </w:r>
+    </w:p>
+    <w:p>
+      <w:pPr>
+        <w:pStyle w:val="Caption"/>
+      </w:pPr>
+      <w:r>
+        <w:t xml:space="preserve">Figure 10 – Governance, part 3: data-subject requests about a profile, handled by a staff user</w:t>
       </w:r>
     </w:p>
     <w:p>
@@ -6595,9 +6881,9 @@
         <w:tblLook w:val="04A0" w:firstRow="1" w:lastRow="0" w:firstColumn="0" w:lastColumn="0" w:noHBand="0" w:noVBand="1"/>
       </w:tblPr>
       <w:tblGrid>
-        <w:gridCol w:w="1968"/>
-        <w:gridCol w:w="3198"/>
-        <w:gridCol w:w="3861"/>
+        <w:gridCol w:w="1966"/>
+        <w:gridCol w:w="3222"/>
+        <w:gridCol w:w="3839"/>
       </w:tblGrid>
       <w:tr>
         <w:trPr>
@@ -6606,7 +6892,7 @@
         </w:trPr>
         <w:tc>
           <w:tcPr>
-            <w:tcW w:w="1968" w:type="dxa"/>
+            <w:tcW w:w="1966" w:type="dxa"/>
             <w:shd w:val="clear" w:color="auto" w:fill="0F4761"/>
             <w:vAlign w:val="center"/>
           </w:tcPr>
@@ -6625,7 +6911,7 @@
         </w:tc>
         <w:tc>
           <w:tcPr>
-            <w:tcW w:w="3198" w:type="dxa"/>
+            <w:tcW w:w="3222" w:type="dxa"/>
             <w:shd w:val="clear" w:color="auto" w:fill="0F4761"/>
             <w:vAlign w:val="center"/>
           </w:tcPr>
@@ -6644,7 +6930,7 @@
         </w:tc>
         <w:tc>
           <w:tcPr>
-            <w:tcW w:w="3861" w:type="dxa"/>
+            <w:tcW w:w="3839" w:type="dxa"/>
             <w:shd w:val="clear" w:color="auto" w:fill="0F4761"/>
             <w:vAlign w:val="center"/>
           </w:tcPr>
@@ -6668,7 +6954,7 @@
         </w:trPr>
         <w:tc>
           <w:tcPr>
-            <w:tcW w:w="1968" w:type="dxa"/>
+            <w:tcW w:w="1966" w:type="dxa"/>
             <w:vAlign w:val="top"/>
           </w:tcPr>
           <w:p>
@@ -6683,22 +6969,22 @@
         </w:tc>
         <w:tc>
           <w:tcPr>
-            <w:tcW w:w="3198" w:type="dxa"/>
-            <w:vAlign w:val="top"/>
-          </w:tcPr>
-          <w:p>
-            <w:pPr>
-              <w:pStyle w:val="TableText"/>
-              <w:jc w:val="left"/>
-            </w:pPr>
-            <w:r>
-              <w:t xml:space="preserve">Customer name and phone, call transcript, claim description and location, staff authenticator seed</w:t>
-            </w:r>
-          </w:p>
-        </w:tc>
-        <w:tc>
-          <w:tcPr>
-            <w:tcW w:w="3861" w:type="dxa"/>
+            <w:tcW w:w="3222" w:type="dxa"/>
+            <w:vAlign w:val="top"/>
+          </w:tcPr>
+          <w:p>
+            <w:pPr>
+              <w:pStyle w:val="TableText"/>
+              <w:jc w:val="left"/>
+            </w:pPr>
+            <w:r>
+              <w:t xml:space="preserve">Customer name and phone, call transcript, claim description and location, data-request note, staff authenticator seed</w:t>
+            </w:r>
+          </w:p>
+        </w:tc>
+        <w:tc>
+          <w:tcPr>
+            <w:tcW w:w="3839" w:type="dxa"/>
             <w:vAlign w:val="top"/>
           </w:tcPr>
           <w:p>
@@ -6718,7 +7004,7 @@
         </w:trPr>
         <w:tc>
           <w:tcPr>
-            <w:tcW w:w="1968" w:type="dxa"/>
+            <w:tcW w:w="1966" w:type="dxa"/>
             <w:shd w:val="clear" w:color="auto" w:fill="F4F7FB"/>
             <w:vAlign w:val="top"/>
           </w:tcPr>
@@ -6734,7 +7020,7 @@
         </w:tc>
         <w:tc>
           <w:tcPr>
-            <w:tcW w:w="3198" w:type="dxa"/>
+            <w:tcW w:w="3222" w:type="dxa"/>
             <w:shd w:val="clear" w:color="auto" w:fill="F4F7FB"/>
             <w:vAlign w:val="top"/>
           </w:tcPr>
@@ -6750,7 +7036,7 @@
         </w:tc>
         <w:tc>
           <w:tcPr>
-            <w:tcW w:w="3861" w:type="dxa"/>
+            <w:tcW w:w="3839" w:type="dxa"/>
             <w:shd w:val="clear" w:color="auto" w:fill="F4F7FB"/>
             <w:vAlign w:val="top"/>
           </w:tcPr>
@@ -6771,7 +7057,7 @@
         </w:trPr>
         <w:tc>
           <w:tcPr>
-            <w:tcW w:w="1968" w:type="dxa"/>
+            <w:tcW w:w="1966" w:type="dxa"/>
             <w:vAlign w:val="top"/>
           </w:tcPr>
           <w:p>
@@ -6786,7 +7072,7 @@
         </w:tc>
         <w:tc>
           <w:tcPr>
-            <w:tcW w:w="3198" w:type="dxa"/>
+            <w:tcW w:w="3222" w:type="dxa"/>
             <w:vAlign w:val="top"/>
           </w:tcPr>
           <w:p>
@@ -6801,7 +7087,7 @@
         </w:tc>
         <w:tc>
           <w:tcPr>
-            <w:tcW w:w="3861" w:type="dxa"/>
+            <w:tcW w:w="3839" w:type="dxa"/>
             <w:vAlign w:val="top"/>
           </w:tcPr>
           <w:p>
@@ -6821,7 +7107,7 @@
         </w:trPr>
         <w:tc>
           <w:tcPr>
-            <w:tcW w:w="1968" w:type="dxa"/>
+            <w:tcW w:w="1966" w:type="dxa"/>
             <w:shd w:val="clear" w:color="auto" w:fill="F4F7FB"/>
             <w:vAlign w:val="top"/>
           </w:tcPr>
@@ -6837,7 +7123,7 @@
         </w:tc>
         <w:tc>
           <w:tcPr>
-            <w:tcW w:w="3198" w:type="dxa"/>
+            <w:tcW w:w="3222" w:type="dxa"/>
             <w:shd w:val="clear" w:color="auto" w:fill="F4F7FB"/>
             <w:vAlign w:val="top"/>
           </w:tcPr>
@@ -6853,7 +7139,7 @@
         </w:tc>
         <w:tc>
           <w:tcPr>
-            <w:tcW w:w="3861" w:type="dxa"/>
+            <w:tcW w:w="3839" w:type="dxa"/>
             <w:shd w:val="clear" w:color="auto" w:fill="F4F7FB"/>
             <w:vAlign w:val="top"/>
           </w:tcPr>
@@ -6874,7 +7160,7 @@
         </w:trPr>
         <w:tc>
           <w:tcPr>
-            <w:tcW w:w="1968" w:type="dxa"/>
+            <w:tcW w:w="1966" w:type="dxa"/>
             <w:vAlign w:val="top"/>
           </w:tcPr>
           <w:p>
@@ -6889,7 +7175,7 @@
         </w:tc>
         <w:tc>
           <w:tcPr>
-            <w:tcW w:w="3198" w:type="dxa"/>
+            <w:tcW w:w="3222" w:type="dxa"/>
             <w:vAlign w:val="top"/>
           </w:tcPr>
           <w:p>
@@ -6904,7 +7190,7 @@
         </w:tc>
         <w:tc>
           <w:tcPr>
-            <w:tcW w:w="3861" w:type="dxa"/>
+            <w:tcW w:w="3839" w:type="dxa"/>
             <w:vAlign w:val="top"/>
           </w:tcPr>
           <w:p>
@@ -8916,9 +9202,9 @@
       </w:tblPr>
       <w:tblGrid>
         <w:gridCol w:w="1892"/>
-        <w:gridCol w:w="1759"/>
-        <w:gridCol w:w="1852"/>
-        <w:gridCol w:w="3524"/>
+        <w:gridCol w:w="1683"/>
+        <w:gridCol w:w="1837"/>
+        <w:gridCol w:w="3615"/>
       </w:tblGrid>
       <w:tr>
         <w:trPr>
@@ -8946,7 +9232,7 @@
         </w:tc>
         <w:tc>
           <w:tcPr>
-            <w:tcW w:w="1759" w:type="dxa"/>
+            <w:tcW w:w="1683" w:type="dxa"/>
             <w:shd w:val="clear" w:color="auto" w:fill="0F4761"/>
             <w:vAlign w:val="center"/>
           </w:tcPr>
@@ -8965,7 +9251,7 @@
         </w:tc>
         <w:tc>
           <w:tcPr>
-            <w:tcW w:w="1852" w:type="dxa"/>
+            <w:tcW w:w="1837" w:type="dxa"/>
             <w:shd w:val="clear" w:color="auto" w:fill="0F4761"/>
             <w:vAlign w:val="center"/>
           </w:tcPr>
@@ -8984,7 +9270,7 @@
         </w:tc>
         <w:tc>
           <w:tcPr>
-            <w:tcW w:w="3524" w:type="dxa"/>
+            <w:tcW w:w="3615" w:type="dxa"/>
             <w:shd w:val="clear" w:color="auto" w:fill="0F4761"/>
             <w:vAlign w:val="center"/>
           </w:tcPr>
@@ -9026,7 +9312,7 @@
         </w:tc>
         <w:tc>
           <w:tcPr>
-            <w:tcW w:w="1759" w:type="dxa"/>
+            <w:tcW w:w="1683" w:type="dxa"/>
             <w:vAlign w:val="top"/>
           </w:tcPr>
           <w:p>
@@ -9041,7 +9327,7 @@
         </w:tc>
         <w:tc>
           <w:tcPr>
-            <w:tcW w:w="1852" w:type="dxa"/>
+            <w:tcW w:w="1837" w:type="dxa"/>
             <w:vAlign w:val="top"/>
           </w:tcPr>
           <w:p>
@@ -9056,7 +9342,7 @@
         </w:tc>
         <w:tc>
           <w:tcPr>
-            <w:tcW w:w="3524" w:type="dxa"/>
+            <w:tcW w:w="3615" w:type="dxa"/>
             <w:vAlign w:val="top"/>
           </w:tcPr>
           <w:p>
@@ -9095,7 +9381,7 @@
         </w:tc>
         <w:tc>
           <w:tcPr>
-            <w:tcW w:w="1759" w:type="dxa"/>
+            <w:tcW w:w="1683" w:type="dxa"/>
             <w:shd w:val="clear" w:color="auto" w:fill="F4F7FB"/>
             <w:vAlign w:val="top"/>
           </w:tcPr>
@@ -9111,7 +9397,7 @@
         </w:tc>
         <w:tc>
           <w:tcPr>
-            <w:tcW w:w="1852" w:type="dxa"/>
+            <w:tcW w:w="1837" w:type="dxa"/>
             <w:shd w:val="clear" w:color="auto" w:fill="F4F7FB"/>
             <w:vAlign w:val="top"/>
           </w:tcPr>
@@ -9127,7 +9413,7 @@
         </w:tc>
         <w:tc>
           <w:tcPr>
-            <w:tcW w:w="3524" w:type="dxa"/>
+            <w:tcW w:w="3615" w:type="dxa"/>
             <w:shd w:val="clear" w:color="auto" w:fill="F4F7FB"/>
             <w:vAlign w:val="top"/>
           </w:tcPr>
@@ -9166,7 +9452,7 @@
         </w:tc>
         <w:tc>
           <w:tcPr>
-            <w:tcW w:w="1759" w:type="dxa"/>
+            <w:tcW w:w="1683" w:type="dxa"/>
             <w:vAlign w:val="top"/>
           </w:tcPr>
           <w:p>
@@ -9181,7 +9467,7 @@
         </w:tc>
         <w:tc>
           <w:tcPr>
-            <w:tcW w:w="1852" w:type="dxa"/>
+            <w:tcW w:w="1837" w:type="dxa"/>
             <w:vAlign w:val="top"/>
           </w:tcPr>
           <w:p>
@@ -9196,7 +9482,7 @@
         </w:tc>
         <w:tc>
           <w:tcPr>
-            <w:tcW w:w="3524" w:type="dxa"/>
+            <w:tcW w:w="3615" w:type="dxa"/>
             <w:vAlign w:val="top"/>
           </w:tcPr>
           <w:p>
@@ -9235,7 +9521,7 @@
         </w:tc>
         <w:tc>
           <w:tcPr>
-            <w:tcW w:w="1759" w:type="dxa"/>
+            <w:tcW w:w="1683" w:type="dxa"/>
             <w:shd w:val="clear" w:color="auto" w:fill="F4F7FB"/>
             <w:vAlign w:val="top"/>
           </w:tcPr>
@@ -9251,7 +9537,7 @@
         </w:tc>
         <w:tc>
           <w:tcPr>
-            <w:tcW w:w="1852" w:type="dxa"/>
+            <w:tcW w:w="1837" w:type="dxa"/>
             <w:shd w:val="clear" w:color="auto" w:fill="F4F7FB"/>
             <w:vAlign w:val="top"/>
           </w:tcPr>
@@ -9267,7 +9553,7 @@
         </w:tc>
         <w:tc>
           <w:tcPr>
-            <w:tcW w:w="3524" w:type="dxa"/>
+            <w:tcW w:w="3615" w:type="dxa"/>
             <w:shd w:val="clear" w:color="auto" w:fill="F4F7FB"/>
             <w:vAlign w:val="top"/>
           </w:tcPr>
@@ -9306,7 +9592,7 @@
         </w:tc>
         <w:tc>
           <w:tcPr>
-            <w:tcW w:w="1759" w:type="dxa"/>
+            <w:tcW w:w="1683" w:type="dxa"/>
             <w:vAlign w:val="top"/>
           </w:tcPr>
           <w:p>
@@ -9321,7 +9607,7 @@
         </w:tc>
         <w:tc>
           <w:tcPr>
-            <w:tcW w:w="1852" w:type="dxa"/>
+            <w:tcW w:w="1837" w:type="dxa"/>
             <w:vAlign w:val="top"/>
           </w:tcPr>
           <w:p>
@@ -9336,7 +9622,7 @@
         </w:tc>
         <w:tc>
           <w:tcPr>
-            <w:tcW w:w="3524" w:type="dxa"/>
+            <w:tcW w:w="3615" w:type="dxa"/>
             <w:vAlign w:val="top"/>
           </w:tcPr>
           <w:p>
@@ -9375,7 +9661,7 @@
         </w:tc>
         <w:tc>
           <w:tcPr>
-            <w:tcW w:w="1759" w:type="dxa"/>
+            <w:tcW w:w="1683" w:type="dxa"/>
             <w:shd w:val="clear" w:color="auto" w:fill="F4F7FB"/>
             <w:vAlign w:val="top"/>
           </w:tcPr>
@@ -9391,7 +9677,7 @@
         </w:tc>
         <w:tc>
           <w:tcPr>
-            <w:tcW w:w="1852" w:type="dxa"/>
+            <w:tcW w:w="1837" w:type="dxa"/>
             <w:shd w:val="clear" w:color="auto" w:fill="F4F7FB"/>
             <w:vAlign w:val="top"/>
           </w:tcPr>
@@ -9407,7 +9693,7 @@
         </w:tc>
         <w:tc>
           <w:tcPr>
-            <w:tcW w:w="3524" w:type="dxa"/>
+            <w:tcW w:w="3615" w:type="dxa"/>
             <w:shd w:val="clear" w:color="auto" w:fill="F4F7FB"/>
             <w:vAlign w:val="top"/>
           </w:tcPr>
@@ -9446,7 +9732,7 @@
         </w:tc>
         <w:tc>
           <w:tcPr>
-            <w:tcW w:w="1759" w:type="dxa"/>
+            <w:tcW w:w="1683" w:type="dxa"/>
             <w:vAlign w:val="top"/>
           </w:tcPr>
           <w:p>
@@ -9461,7 +9747,7 @@
         </w:tc>
         <w:tc>
           <w:tcPr>
-            <w:tcW w:w="1852" w:type="dxa"/>
+            <w:tcW w:w="1837" w:type="dxa"/>
             <w:vAlign w:val="top"/>
           </w:tcPr>
           <w:p>
@@ -9476,7 +9762,7 @@
         </w:tc>
         <w:tc>
           <w:tcPr>
-            <w:tcW w:w="3524" w:type="dxa"/>
+            <w:tcW w:w="3615" w:type="dxa"/>
             <w:vAlign w:val="top"/>
           </w:tcPr>
           <w:p>
@@ -9515,7 +9801,7 @@
         </w:tc>
         <w:tc>
           <w:tcPr>
-            <w:tcW w:w="1759" w:type="dxa"/>
+            <w:tcW w:w="1683" w:type="dxa"/>
             <w:shd w:val="clear" w:color="auto" w:fill="F4F7FB"/>
             <w:vAlign w:val="top"/>
           </w:tcPr>
@@ -9531,7 +9817,7 @@
         </w:tc>
         <w:tc>
           <w:tcPr>
-            <w:tcW w:w="1852" w:type="dxa"/>
+            <w:tcW w:w="1837" w:type="dxa"/>
             <w:shd w:val="clear" w:color="auto" w:fill="F4F7FB"/>
             <w:vAlign w:val="top"/>
           </w:tcPr>
@@ -9547,7 +9833,7 @@
         </w:tc>
         <w:tc>
           <w:tcPr>
-            <w:tcW w:w="3524" w:type="dxa"/>
+            <w:tcW w:w="3615" w:type="dxa"/>
             <w:shd w:val="clear" w:color="auto" w:fill="F4F7FB"/>
             <w:vAlign w:val="top"/>
           </w:tcPr>
@@ -9586,7 +9872,7 @@
         </w:tc>
         <w:tc>
           <w:tcPr>
-            <w:tcW w:w="1759" w:type="dxa"/>
+            <w:tcW w:w="1683" w:type="dxa"/>
             <w:vAlign w:val="top"/>
           </w:tcPr>
           <w:p>
@@ -9601,7 +9887,7 @@
         </w:tc>
         <w:tc>
           <w:tcPr>
-            <w:tcW w:w="1852" w:type="dxa"/>
+            <w:tcW w:w="1837" w:type="dxa"/>
             <w:vAlign w:val="top"/>
           </w:tcPr>
           <w:p>
@@ -9616,7 +9902,7 @@
         </w:tc>
         <w:tc>
           <w:tcPr>
-            <w:tcW w:w="3524" w:type="dxa"/>
+            <w:tcW w:w="3615" w:type="dxa"/>
             <w:vAlign w:val="top"/>
           </w:tcPr>
           <w:p>
@@ -9655,7 +9941,7 @@
         </w:tc>
         <w:tc>
           <w:tcPr>
-            <w:tcW w:w="1759" w:type="dxa"/>
+            <w:tcW w:w="1683" w:type="dxa"/>
             <w:shd w:val="clear" w:color="auto" w:fill="F4F7FB"/>
             <w:vAlign w:val="top"/>
           </w:tcPr>
@@ -9671,7 +9957,7 @@
         </w:tc>
         <w:tc>
           <w:tcPr>
-            <w:tcW w:w="1852" w:type="dxa"/>
+            <w:tcW w:w="1837" w:type="dxa"/>
             <w:shd w:val="clear" w:color="auto" w:fill="F4F7FB"/>
             <w:vAlign w:val="top"/>
           </w:tcPr>
@@ -9687,7 +9973,7 @@
         </w:tc>
         <w:tc>
           <w:tcPr>
-            <w:tcW w:w="3524" w:type="dxa"/>
+            <w:tcW w:w="3615" w:type="dxa"/>
             <w:shd w:val="clear" w:color="auto" w:fill="F4F7FB"/>
             <w:vAlign w:val="top"/>
           </w:tcPr>
@@ -9726,7 +10012,7 @@
         </w:tc>
         <w:tc>
           <w:tcPr>
-            <w:tcW w:w="1759" w:type="dxa"/>
+            <w:tcW w:w="1683" w:type="dxa"/>
             <w:vAlign w:val="top"/>
           </w:tcPr>
           <w:p>
@@ -9741,7 +10027,7 @@
         </w:tc>
         <w:tc>
           <w:tcPr>
-            <w:tcW w:w="1852" w:type="dxa"/>
+            <w:tcW w:w="1837" w:type="dxa"/>
             <w:vAlign w:val="top"/>
           </w:tcPr>
           <w:p>
@@ -9756,7 +10042,7 @@
         </w:tc>
         <w:tc>
           <w:tcPr>
-            <w:tcW w:w="3524" w:type="dxa"/>
+            <w:tcW w:w="3615" w:type="dxa"/>
             <w:vAlign w:val="top"/>
           </w:tcPr>
           <w:p>
@@ -9795,7 +10081,7 @@
         </w:tc>
         <w:tc>
           <w:tcPr>
-            <w:tcW w:w="1759" w:type="dxa"/>
+            <w:tcW w:w="1683" w:type="dxa"/>
             <w:shd w:val="clear" w:color="auto" w:fill="F4F7FB"/>
             <w:vAlign w:val="top"/>
           </w:tcPr>
@@ -9811,7 +10097,7 @@
         </w:tc>
         <w:tc>
           <w:tcPr>
-            <w:tcW w:w="1852" w:type="dxa"/>
+            <w:tcW w:w="1837" w:type="dxa"/>
             <w:shd w:val="clear" w:color="auto" w:fill="F4F7FB"/>
             <w:vAlign w:val="top"/>
           </w:tcPr>
@@ -9827,7 +10113,7 @@
         </w:tc>
         <w:tc>
           <w:tcPr>
-            <w:tcW w:w="3524" w:type="dxa"/>
+            <w:tcW w:w="3615" w:type="dxa"/>
             <w:shd w:val="clear" w:color="auto" w:fill="F4F7FB"/>
             <w:vAlign w:val="top"/>
           </w:tcPr>
@@ -9866,7 +10152,7 @@
         </w:tc>
         <w:tc>
           <w:tcPr>
-            <w:tcW w:w="1759" w:type="dxa"/>
+            <w:tcW w:w="1683" w:type="dxa"/>
             <w:vAlign w:val="top"/>
           </w:tcPr>
           <w:p>
@@ -9881,7 +10167,7 @@
         </w:tc>
         <w:tc>
           <w:tcPr>
-            <w:tcW w:w="1852" w:type="dxa"/>
+            <w:tcW w:w="1837" w:type="dxa"/>
             <w:vAlign w:val="top"/>
           </w:tcPr>
           <w:p>
@@ -9896,7 +10182,7 @@
         </w:tc>
         <w:tc>
           <w:tcPr>
-            <w:tcW w:w="3524" w:type="dxa"/>
+            <w:tcW w:w="3615" w:type="dxa"/>
             <w:vAlign w:val="top"/>
           </w:tcPr>
           <w:p>
@@ -9935,7 +10221,7 @@
         </w:tc>
         <w:tc>
           <w:tcPr>
-            <w:tcW w:w="1759" w:type="dxa"/>
+            <w:tcW w:w="1683" w:type="dxa"/>
             <w:shd w:val="clear" w:color="auto" w:fill="F4F7FB"/>
             <w:vAlign w:val="top"/>
           </w:tcPr>
@@ -9951,7 +10237,7 @@
         </w:tc>
         <w:tc>
           <w:tcPr>
-            <w:tcW w:w="1852" w:type="dxa"/>
+            <w:tcW w:w="1837" w:type="dxa"/>
             <w:shd w:val="clear" w:color="auto" w:fill="F4F7FB"/>
             <w:vAlign w:val="top"/>
           </w:tcPr>
@@ -9967,7 +10253,7 @@
         </w:tc>
         <w:tc>
           <w:tcPr>
-            <w:tcW w:w="3524" w:type="dxa"/>
+            <w:tcW w:w="3615" w:type="dxa"/>
             <w:shd w:val="clear" w:color="auto" w:fill="F4F7FB"/>
             <w:vAlign w:val="top"/>
           </w:tcPr>
@@ -10006,7 +10292,7 @@
         </w:tc>
         <w:tc>
           <w:tcPr>
-            <w:tcW w:w="1759" w:type="dxa"/>
+            <w:tcW w:w="1683" w:type="dxa"/>
             <w:vAlign w:val="top"/>
           </w:tcPr>
           <w:p>
@@ -10021,7 +10307,7 @@
         </w:tc>
         <w:tc>
           <w:tcPr>
-            <w:tcW w:w="1852" w:type="dxa"/>
+            <w:tcW w:w="1837" w:type="dxa"/>
             <w:vAlign w:val="top"/>
           </w:tcPr>
           <w:p>
@@ -10036,7 +10322,7 @@
         </w:tc>
         <w:tc>
           <w:tcPr>
-            <w:tcW w:w="3524" w:type="dxa"/>
+            <w:tcW w:w="3615" w:type="dxa"/>
             <w:vAlign w:val="top"/>
           </w:tcPr>
           <w:p>
@@ -10075,7 +10361,7 @@
         </w:tc>
         <w:tc>
           <w:tcPr>
-            <w:tcW w:w="1759" w:type="dxa"/>
+            <w:tcW w:w="1683" w:type="dxa"/>
             <w:shd w:val="clear" w:color="auto" w:fill="F4F7FB"/>
             <w:vAlign w:val="top"/>
           </w:tcPr>
@@ -10091,7 +10377,7 @@
         </w:tc>
         <w:tc>
           <w:tcPr>
-            <w:tcW w:w="1852" w:type="dxa"/>
+            <w:tcW w:w="1837" w:type="dxa"/>
             <w:shd w:val="clear" w:color="auto" w:fill="F4F7FB"/>
             <w:vAlign w:val="top"/>
           </w:tcPr>
@@ -10107,7 +10393,7 @@
         </w:tc>
         <w:tc>
           <w:tcPr>
-            <w:tcW w:w="3524" w:type="dxa"/>
+            <w:tcW w:w="3615" w:type="dxa"/>
             <w:shd w:val="clear" w:color="auto" w:fill="F4F7FB"/>
             <w:vAlign w:val="top"/>
           </w:tcPr>
@@ -10146,7 +10432,7 @@
         </w:tc>
         <w:tc>
           <w:tcPr>
-            <w:tcW w:w="1759" w:type="dxa"/>
+            <w:tcW w:w="1683" w:type="dxa"/>
             <w:vAlign w:val="top"/>
           </w:tcPr>
           <w:p>
@@ -10161,7 +10447,7 @@
         </w:tc>
         <w:tc>
           <w:tcPr>
-            <w:tcW w:w="1852" w:type="dxa"/>
+            <w:tcW w:w="1837" w:type="dxa"/>
             <w:vAlign w:val="top"/>
           </w:tcPr>
           <w:p>
@@ -10176,7 +10462,7 @@
         </w:tc>
         <w:tc>
           <w:tcPr>
-            <w:tcW w:w="3524" w:type="dxa"/>
+            <w:tcW w:w="3615" w:type="dxa"/>
             <w:vAlign w:val="top"/>
           </w:tcPr>
           <w:p>
@@ -10215,7 +10501,7 @@
         </w:tc>
         <w:tc>
           <w:tcPr>
-            <w:tcW w:w="1759" w:type="dxa"/>
+            <w:tcW w:w="1683" w:type="dxa"/>
             <w:shd w:val="clear" w:color="auto" w:fill="F4F7FB"/>
             <w:vAlign w:val="top"/>
           </w:tcPr>
@@ -10231,7 +10517,7 @@
         </w:tc>
         <w:tc>
           <w:tcPr>
-            <w:tcW w:w="1852" w:type="dxa"/>
+            <w:tcW w:w="1837" w:type="dxa"/>
             <w:shd w:val="clear" w:color="auto" w:fill="F4F7FB"/>
             <w:vAlign w:val="top"/>
           </w:tcPr>
@@ -10247,7 +10533,7 @@
         </w:tc>
         <w:tc>
           <w:tcPr>
-            <w:tcW w:w="3524" w:type="dxa"/>
+            <w:tcW w:w="3615" w:type="dxa"/>
             <w:shd w:val="clear" w:color="auto" w:fill="F4F7FB"/>
             <w:vAlign w:val="top"/>
           </w:tcPr>
@@ -10286,7 +10572,7 @@
         </w:tc>
         <w:tc>
           <w:tcPr>
-            <w:tcW w:w="1759" w:type="dxa"/>
+            <w:tcW w:w="1683" w:type="dxa"/>
             <w:vAlign w:val="top"/>
           </w:tcPr>
           <w:p>
@@ -10301,7 +10587,7 @@
         </w:tc>
         <w:tc>
           <w:tcPr>
-            <w:tcW w:w="1852" w:type="dxa"/>
+            <w:tcW w:w="1837" w:type="dxa"/>
             <w:vAlign w:val="top"/>
           </w:tcPr>
           <w:p>
@@ -10316,7 +10602,7 @@
         </w:tc>
         <w:tc>
           <w:tcPr>
-            <w:tcW w:w="3524" w:type="dxa"/>
+            <w:tcW w:w="3615" w:type="dxa"/>
             <w:vAlign w:val="top"/>
           </w:tcPr>
           <w:p>
@@ -10326,6 +10612,78 @@
             </w:pPr>
             <w:r>
               <w:t xml:space="preserve">Details hold ids, reasons and IP addresses, never names or phones</w:t>
+            </w:r>
+          </w:p>
+        </w:tc>
+      </w:tr>
+      <w:tr>
+        <w:trPr>
+          <w:cantSplit/>
+        </w:trPr>
+        <w:tc>
+          <w:tcPr>
+            <w:tcW w:w="1892" w:type="dxa"/>
+            <w:shd w:val="clear" w:color="auto" w:fill="F4F7FB"/>
+            <w:vAlign w:val="top"/>
+          </w:tcPr>
+          <w:p>
+            <w:pPr>
+              <w:pStyle w:val="TableText"/>
+              <w:jc w:val="left"/>
+            </w:pPr>
+            <w:r>
+              <w:rPr>
+                <w:rStyle w:val="CodeChar"/>
+              </w:rPr>
+              <w:t xml:space="preserve">dsar_requests</w:t>
+            </w:r>
+          </w:p>
+        </w:tc>
+        <w:tc>
+          <w:tcPr>
+            <w:tcW w:w="1683" w:type="dxa"/>
+            <w:shd w:val="clear" w:color="auto" w:fill="F4F7FB"/>
+            <w:vAlign w:val="top"/>
+          </w:tcPr>
+          <w:p>
+            <w:pPr>
+              <w:pStyle w:val="TableText"/>
+              <w:jc w:val="left"/>
+            </w:pPr>
+            <w:r>
+              <w:t xml:space="preserve">Profile, type, status, received at, due at</w:t>
+            </w:r>
+          </w:p>
+        </w:tc>
+        <w:tc>
+          <w:tcPr>
+            <w:tcW w:w="1837" w:type="dxa"/>
+            <w:shd w:val="clear" w:color="auto" w:fill="F4F7FB"/>
+            <w:vAlign w:val="top"/>
+          </w:tcPr>
+          <w:p>
+            <w:pPr>
+              <w:pStyle w:val="TableText"/>
+              <w:jc w:val="left"/>
+            </w:pPr>
+            <w:r>
+              <w:t xml:space="preserve">Note</w:t>
+            </w:r>
+          </w:p>
+        </w:tc>
+        <w:tc>
+          <w:tcPr>
+            <w:tcW w:w="3615" w:type="dxa"/>
+            <w:shd w:val="clear" w:color="auto" w:fill="F4F7FB"/>
+            <w:vAlign w:val="top"/>
+          </w:tcPr>
+          <w:p>
+            <w:pPr>
+              <w:pStyle w:val="TableText"/>
+              <w:jc w:val="left"/>
+            </w:pPr>
+            <w:r>
+              <w:t xml:space="preserve">Register of access and erasure requests: channel, due time, identity verification, timeline of status changes, outcome or refusal reason. Holds a masked name and the plate only; the name is removed once the person is erased.</w:t>
             </w:r>
           </w:p>
         </w:tc>
@@ -10392,18 +10750,18 @@
           <wp:inline>
             <wp:extent cx="4647599" cy="6479999"/>
             <wp:effectExtent b="0" l="0" r="0" t="0"/>
-            <wp:docPr descr="Building the golden profile from raw source records" title="" id="5011" name="Picture"/>
+            <wp:docPr descr="Building the golden profile from raw source records" title="" id="5012" name="Picture"/>
             <a:graphic>
               <a:graphicData uri="http://schemas.openxmlformats.org/drawingml/2006/picture">
                 <pic:pic>
                   <pic:nvPicPr>
-                    <pic:cNvPr descr="/tmp/claude-0/-home-user-TASCO/19e5534d-12b5-5956-9b60-3e77efde0f49/scratchpad/gen/.cache/mermaid/57c6d453ec41e167.png" id="66" name="Picture"/>
+                    <pic:cNvPr descr="/home/user/TASCO/tools/docs-source/gen/.cache/mermaid/57c6d453ec41e167.png" id="69" name="Picture"/>
                     <pic:cNvPicPr>
                       <a:picLocks noChangeArrowheads="1" noChangeAspect="1"/>
                     </pic:cNvPicPr>
                   </pic:nvPicPr>
                   <pic:blipFill>
-                    <a:blip r:embed="rIdG10"/>
+                    <a:blip r:embed="rIdG11"/>
                     <a:stretch>
                       <a:fillRect/>
                     </a:stretch>
@@ -10435,7 +10793,7 @@
         <w:pStyle w:val="Caption"/>
       </w:pPr>
       <w:r>
-        <w:t xml:space="preserve">Figure 10 – Building the golden profile from raw source records</w:t>
+        <w:t xml:space="preserve">Figure 11 – Building the golden profile from raw source records</w:t>
       </w:r>
     </w:p>
     <w:p>
@@ -10526,8 +10884,8 @@
         <w:tblLook w:val="04A0" w:firstRow="1" w:lastRow="0" w:firstColumn="0" w:lastColumn="0" w:noHBand="0" w:noVBand="1"/>
       </w:tblPr>
       <w:tblGrid>
-        <w:gridCol w:w="7259"/>
-        <w:gridCol w:w="1768"/>
+        <w:gridCol w:w="7709"/>
+        <w:gridCol w:w="1318"/>
       </w:tblGrid>
       <w:tr>
         <w:trPr>
@@ -10536,7 +10894,7 @@
         </w:trPr>
         <w:tc>
           <w:tcPr>
-            <w:tcW w:w="7259" w:type="dxa"/>
+            <w:tcW w:w="7709" w:type="dxa"/>
             <w:shd w:val="clear" w:color="auto" w:fill="0F4761"/>
             <w:vAlign w:val="center"/>
           </w:tcPr>
@@ -10555,7 +10913,7 @@
         </w:tc>
         <w:tc>
           <w:tcPr>
-            <w:tcW w:w="1768" w:type="dxa"/>
+            <w:tcW w:w="1318" w:type="dxa"/>
             <w:shd w:val="clear" w:color="auto" w:fill="0F4761"/>
             <w:vAlign w:val="center"/>
           </w:tcPr>
@@ -10579,7 +10937,7 @@
         </w:trPr>
         <w:tc>
           <w:tcPr>
-            <w:tcW w:w="7259" w:type="dxa"/>
+            <w:tcW w:w="7709" w:type="dxa"/>
             <w:vAlign w:val="top"/>
           </w:tcPr>
           <w:p>
@@ -10594,7 +10952,7 @@
         </w:tc>
         <w:tc>
           <w:tcPr>
-            <w:tcW w:w="1768" w:type="dxa"/>
+            <w:tcW w:w="1318" w:type="dxa"/>
             <w:vAlign w:val="top"/>
           </w:tcPr>
           <w:p>
@@ -10614,7 +10972,7 @@
         </w:trPr>
         <w:tc>
           <w:tcPr>
-            <w:tcW w:w="7259" w:type="dxa"/>
+            <w:tcW w:w="7709" w:type="dxa"/>
             <w:shd w:val="clear" w:color="auto" w:fill="F4F7FB"/>
             <w:vAlign w:val="top"/>
           </w:tcPr>
@@ -10630,7 +10988,7 @@
         </w:tc>
         <w:tc>
           <w:tcPr>
-            <w:tcW w:w="1768" w:type="dxa"/>
+            <w:tcW w:w="1318" w:type="dxa"/>
             <w:shd w:val="clear" w:color="auto" w:fill="F4F7FB"/>
             <w:vAlign w:val="top"/>
           </w:tcPr>
@@ -10651,31 +11009,31 @@
         </w:trPr>
         <w:tc>
           <w:tcPr>
-            <w:tcW w:w="7259" w:type="dxa"/>
-            <w:vAlign w:val="top"/>
-          </w:tcPr>
-          <w:p>
-            <w:pPr>
-              <w:pStyle w:val="TableText"/>
-              <w:jc w:val="left"/>
-            </w:pPr>
-            <w:r>
-              <w:t xml:space="preserve">VETC account</w:t>
-            </w:r>
-          </w:p>
-        </w:tc>
-        <w:tc>
-          <w:tcPr>
-            <w:tcW w:w="1768" w:type="dxa"/>
-            <w:vAlign w:val="top"/>
-          </w:tcPr>
-          <w:p>
-            <w:pPr>
-              <w:pStyle w:val="TableText"/>
-              <w:jc w:val="left"/>
-            </w:pPr>
-            <w:r>
-              <w:t xml:space="preserve">0.85</w:t>
+            <w:tcW w:w="7709" w:type="dxa"/>
+            <w:vAlign w:val="top"/>
+          </w:tcPr>
+          <w:p>
+            <w:pPr>
+              <w:pStyle w:val="TableText"/>
+              <w:jc w:val="left"/>
+            </w:pPr>
+            <w:r>
+              <w:t xml:space="preserve">Customer vehicle confirmation (use and seats, in the app)</w:t>
+            </w:r>
+          </w:p>
+        </w:tc>
+        <w:tc>
+          <w:tcPr>
+            <w:tcW w:w="1318" w:type="dxa"/>
+            <w:vAlign w:val="top"/>
+          </w:tcPr>
+          <w:p>
+            <w:pPr>
+              <w:pStyle w:val="TableText"/>
+              <w:jc w:val="left"/>
+            </w:pPr>
+            <w:r>
+              <w:t xml:space="preserve">0.90</w:t>
             </w:r>
           </w:p>
         </w:tc>
@@ -10686,7 +11044,7 @@
         </w:trPr>
         <w:tc>
           <w:tcPr>
-            <w:tcW w:w="7259" w:type="dxa"/>
+            <w:tcW w:w="7709" w:type="dxa"/>
             <w:shd w:val="clear" w:color="auto" w:fill="F4F7FB"/>
             <w:vAlign w:val="top"/>
           </w:tcPr>
@@ -10696,13 +11054,13 @@
               <w:jc w:val="left"/>
             </w:pPr>
             <w:r>
-              <w:t xml:space="preserve">Customer declared</w:t>
-            </w:r>
-          </w:p>
-        </w:tc>
-        <w:tc>
-          <w:tcPr>
-            <w:tcW w:w="1768" w:type="dxa"/>
+              <w:t xml:space="preserve">VETC account</w:t>
+            </w:r>
+          </w:p>
+        </w:tc>
+        <w:tc>
+          <w:tcPr>
+            <w:tcW w:w="1318" w:type="dxa"/>
             <w:shd w:val="clear" w:color="auto" w:fill="F4F7FB"/>
             <w:vAlign w:val="top"/>
           </w:tcPr>
@@ -10712,7 +11070,7 @@
               <w:jc w:val="left"/>
             </w:pPr>
             <w:r>
-              <w:t xml:space="preserve">0.75</w:t>
+              <w:t xml:space="preserve">0.85</w:t>
             </w:r>
           </w:p>
         </w:tc>
@@ -10723,31 +11081,31 @@
         </w:trPr>
         <w:tc>
           <w:tcPr>
-            <w:tcW w:w="7259" w:type="dxa"/>
-            <w:vAlign w:val="top"/>
-          </w:tcPr>
-          <w:p>
-            <w:pPr>
-              <w:pStyle w:val="TableText"/>
-              <w:jc w:val="left"/>
-            </w:pPr>
-            <w:r>
-              <w:t xml:space="preserve">Partner inspection centre</w:t>
-            </w:r>
-          </w:p>
-        </w:tc>
-        <w:tc>
-          <w:tcPr>
-            <w:tcW w:w="1768" w:type="dxa"/>
-            <w:vAlign w:val="top"/>
-          </w:tcPr>
-          <w:p>
-            <w:pPr>
-              <w:pStyle w:val="TableText"/>
-              <w:jc w:val="left"/>
-            </w:pPr>
-            <w:r>
-              <w:t xml:space="preserve">0.65</w:t>
+            <w:tcW w:w="7709" w:type="dxa"/>
+            <w:vAlign w:val="top"/>
+          </w:tcPr>
+          <w:p>
+            <w:pPr>
+              <w:pStyle w:val="TableText"/>
+              <w:jc w:val="left"/>
+            </w:pPr>
+            <w:r>
+              <w:t xml:space="preserve">Customer declared</w:t>
+            </w:r>
+          </w:p>
+        </w:tc>
+        <w:tc>
+          <w:tcPr>
+            <w:tcW w:w="1318" w:type="dxa"/>
+            <w:vAlign w:val="top"/>
+          </w:tcPr>
+          <w:p>
+            <w:pPr>
+              <w:pStyle w:val="TableText"/>
+              <w:jc w:val="left"/>
+            </w:pPr>
+            <w:r>
+              <w:t xml:space="preserve">0.75</w:t>
             </w:r>
           </w:p>
         </w:tc>
@@ -10758,7 +11116,7 @@
         </w:trPr>
         <w:tc>
           <w:tcPr>
-            <w:tcW w:w="7259" w:type="dxa"/>
+            <w:tcW w:w="7709" w:type="dxa"/>
             <w:shd w:val="clear" w:color="auto" w:fill="F4F7FB"/>
             <w:vAlign w:val="top"/>
           </w:tcPr>
@@ -10768,13 +11126,13 @@
               <w:jc w:val="left"/>
             </w:pPr>
             <w:r>
-              <w:t xml:space="preserve">Partner bank, showroom or fleet</w:t>
-            </w:r>
-          </w:p>
-        </w:tc>
-        <w:tc>
-          <w:tcPr>
-            <w:tcW w:w="1768" w:type="dxa"/>
+              <w:t xml:space="preserve">Partner inspection centre</w:t>
+            </w:r>
+          </w:p>
+        </w:tc>
+        <w:tc>
+          <w:tcPr>
+            <w:tcW w:w="1318" w:type="dxa"/>
             <w:shd w:val="clear" w:color="auto" w:fill="F4F7FB"/>
             <w:vAlign w:val="top"/>
           </w:tcPr>
@@ -10784,7 +11142,7 @@
               <w:jc w:val="left"/>
             </w:pPr>
             <w:r>
-              <w:t xml:space="preserve">0.60</w:t>
+              <w:t xml:space="preserve">0.65</w:t>
             </w:r>
           </w:p>
         </w:tc>
@@ -10795,31 +11153,31 @@
         </w:trPr>
         <w:tc>
           <w:tcPr>
-            <w:tcW w:w="7259" w:type="dxa"/>
-            <w:vAlign w:val="top"/>
-          </w:tcPr>
-          <w:p>
-            <w:pPr>
-              <w:pStyle w:val="TableText"/>
-              <w:jc w:val="left"/>
-            </w:pPr>
-            <w:r>
-              <w:t xml:space="preserve">Partner agent</w:t>
-            </w:r>
-          </w:p>
-        </w:tc>
-        <w:tc>
-          <w:tcPr>
-            <w:tcW w:w="1768" w:type="dxa"/>
-            <w:vAlign w:val="top"/>
-          </w:tcPr>
-          <w:p>
-            <w:pPr>
-              <w:pStyle w:val="TableText"/>
-              <w:jc w:val="left"/>
-            </w:pPr>
-            <w:r>
-              <w:t xml:space="preserve">0.50</w:t>
+            <w:tcW w:w="7709" w:type="dxa"/>
+            <w:vAlign w:val="top"/>
+          </w:tcPr>
+          <w:p>
+            <w:pPr>
+              <w:pStyle w:val="TableText"/>
+              <w:jc w:val="left"/>
+            </w:pPr>
+            <w:r>
+              <w:t xml:space="preserve">Partner bank, showroom or fleet</w:t>
+            </w:r>
+          </w:p>
+        </w:tc>
+        <w:tc>
+          <w:tcPr>
+            <w:tcW w:w="1318" w:type="dxa"/>
+            <w:vAlign w:val="top"/>
+          </w:tcPr>
+          <w:p>
+            <w:pPr>
+              <w:pStyle w:val="TableText"/>
+              <w:jc w:val="left"/>
+            </w:pPr>
+            <w:r>
+              <w:t xml:space="preserve">0.60</w:t>
             </w:r>
           </w:p>
         </w:tc>
@@ -10830,7 +11188,7 @@
         </w:trPr>
         <w:tc>
           <w:tcPr>
-            <w:tcW w:w="7259" w:type="dxa"/>
+            <w:tcW w:w="7709" w:type="dxa"/>
             <w:shd w:val="clear" w:color="auto" w:fill="F4F7FB"/>
             <w:vAlign w:val="top"/>
           </w:tcPr>
@@ -10840,14 +11198,49 @@
               <w:jc w:val="left"/>
             </w:pPr>
             <w:r>
+              <w:t xml:space="preserve">Partner agent</w:t>
+            </w:r>
+          </w:p>
+        </w:tc>
+        <w:tc>
+          <w:tcPr>
+            <w:tcW w:w="1318" w:type="dxa"/>
+            <w:shd w:val="clear" w:color="auto" w:fill="F4F7FB"/>
+            <w:vAlign w:val="top"/>
+          </w:tcPr>
+          <w:p>
+            <w:pPr>
+              <w:pStyle w:val="TableText"/>
+              <w:jc w:val="left"/>
+            </w:pPr>
+            <w:r>
+              <w:t xml:space="preserve">0.50</w:t>
+            </w:r>
+          </w:p>
+        </w:tc>
+      </w:tr>
+      <w:tr>
+        <w:trPr>
+          <w:cantSplit/>
+        </w:trPr>
+        <w:tc>
+          <w:tcPr>
+            <w:tcW w:w="7709" w:type="dxa"/>
+            <w:vAlign w:val="top"/>
+          </w:tcPr>
+          <w:p>
+            <w:pPr>
+              <w:pStyle w:val="TableText"/>
+              <w:jc w:val="left"/>
+            </w:pPr>
+            <w:r>
               <w:t xml:space="preserve">Telesales list and unknown sources</w:t>
             </w:r>
           </w:p>
         </w:tc>
         <w:tc>
           <w:tcPr>
-            <w:tcW w:w="1768" w:type="dxa"/>
-            <w:shd w:val="clear" w:color="auto" w:fill="F4F7FB"/>
+            <w:tcW w:w="1318" w:type="dxa"/>
             <w:vAlign w:val="top"/>
           </w:tcPr>
           <w:p>
@@ -10868,7 +11261,7 @@
         <w:spacing w:before="160"/>
       </w:pPr>
       <w:r>
-        <w:t xml:space="preserve">Ownership type, tag activation, engagement, channels and consent come from the VETC account record, which is the system of record for the account. The vehicle category comes from a decision table over seats, toll class and commercial use, with a confidence and a basis.</w:t>
+        <w:t xml:space="preserve">Ownership type, tag activation, engagement, channels and consent come from the VETC account record, which is the system of record for the account. The vehicle category comes from a decision table over seats, toll class and commercial use, with a confidence and a basis. When a customer confirms use and seats in the app, the answer lands as a source record of its own and wins over VETC data; quick renewal accepts such a confirmation for 365 days.</w:t>
       </w:r>
     </w:p>
     <w:p>
@@ -13020,7 +13413,16 @@
         <w:pStyle w:val="FirstParagraph"/>
       </w:pPr>
       <w:r>
-        <w:t xml:space="preserve">A data subject can request export or erasure through a compliance officer, and a customer can download their own data in the app. Erasure is refused while an active policy exists, because the policy must be retained by law. Otherwise erasure:</w:t>
+        <w:t xml:space="preserve">Every access or erasure request is logged in the data-subject request register (</w:t>
+      </w:r>
+      <w:r>
+        <w:rPr>
+          <w:rStyle w:val="CodeChar"/>
+        </w:rPr>
+        <w:t xml:space="preserve">dsar_requests</w:t>
+      </w:r>
+      <w:r>
+        <w:t xml:space="preserve">) with its channel, due time and outcome; TGP-ARC-04 Security Architecture describes the handling process. A customer can also download their own data in the app, which is recorded in the register as a completed access request on the app channel. Erasure is refused while an active policy exists, because the policy must be retained by law; the request is then closed as refused with the reason. Otherwise erasure:</w:t>
       </w:r>
     </w:p>
     <w:p>
@@ -13128,6 +13530,18 @@
         </w:numPr>
       </w:pPr>
       <w:r>
+        <w:t xml:space="preserve">removes the name from every register entry about the person;</w:t>
+      </w:r>
+    </w:p>
+    <w:p>
+      <w:pPr>
+        <w:pStyle w:val="Compact"/>
+        <w:numPr>
+          <w:ilvl w:val="0"/>
+          <w:numId w:val="1001"/>
+        </w:numPr>
+      </w:pPr>
+      <w:r>
         <w:t xml:space="preserve">writes an audit entry.</w:t>
       </w:r>
     </w:p>
@@ -13136,7 +13550,19 @@
         <w:pStyle w:val="FirstParagraph"/>
       </w:pPr>
       <w:r>
-        <w:t xml:space="preserve">Export includes the profile, lead, policies, messages, source records, call sessions, quotes, orders, claims and telesales handoffs. VETC must also be told of an erasure through a suppression list, or the next feed lands the contact data again; the profile itself stays anonymised because a rebuild skips anonymised profiles. Claim records follow claims retention, to be confirmed by TASCO legal.</w:t>
+        <w:t xml:space="preserve">Export includes the profile, lead, policies, messages, source records, call sessions, quotes, orders, claims, telesales handoffs and the person’s own data-subject requests (without staff notes). It is downloaded as a JSON file named</w:t>
+      </w:r>
+      <w:r>
+        <w:t xml:space="preserve"> </w:t>
+      </w:r>
+      <w:r>
+        <w:rPr>
+          <w:rStyle w:val="CodeChar"/>
+        </w:rPr>
+        <w:t xml:space="preserve">TASCO-data-&lt;plate&gt;-&lt;date&gt;.json</w:t>
+      </w:r>
+      <w:r>
+        <w:t xml:space="preserve">. VETC must also be told of an erasure through a suppression list, or the next feed lands the contact data again; the profile itself stays anonymised because a rebuild skips anonymised profiles. Claim records follow claims retention, to be confirmed by TASCO legal.</w:t>
       </w:r>
     </w:p>
     <w:p>
@@ -13626,18 +14052,18 @@
           <wp:inline>
             <wp:extent cx="4906799" cy="5705999"/>
             <wp:effectExtent b="0" l="0" r="0" t="0"/>
-            <wp:docPr descr="Path of pseudonymised data from the operational database to analytics" title="" id="5012" name="Picture"/>
+            <wp:docPr descr="Path of pseudonymised data from the operational database to analytics" title="" id="5013" name="Picture"/>
             <a:graphic>
               <a:graphicData uri="http://schemas.openxmlformats.org/drawingml/2006/picture">
                 <pic:pic>
                   <pic:nvPicPr>
-                    <pic:cNvPr descr="/tmp/claude-0/-home-user-TASCO/19e5534d-12b5-5956-9b60-3e77efde0f49/scratchpad/gen/.cache/mermaid/f3f4c34ac1b1df32.png" id="82" name="Picture"/>
+                    <pic:cNvPr descr="/home/user/TASCO/tools/docs-source/gen/.cache/mermaid/f3f4c34ac1b1df32.png" id="85" name="Picture"/>
                     <pic:cNvPicPr>
                       <a:picLocks noChangeArrowheads="1" noChangeAspect="1"/>
                     </pic:cNvPicPr>
                   </pic:nvPicPr>
                   <pic:blipFill>
-                    <a:blip r:embed="rIdG11"/>
+                    <a:blip r:embed="rIdG12"/>
                     <a:stretch>
                       <a:fillRect/>
                     </a:stretch>
@@ -13669,7 +14095,7 @@
         <w:pStyle w:val="Caption"/>
       </w:pPr>
       <w:r>
-        <w:t xml:space="preserve">Figure 11 – Path of pseudonymised data from the operational database to analytics</w:t>
+        <w:t xml:space="preserve">Figure 12 – Path of pseudonymised data from the operational database to analytics</w:t>
       </w:r>
     </w:p>
     <w:p>
@@ -13747,10 +14173,10 @@
         <w:tblLook w:val="04A0" w:firstRow="1" w:lastRow="0" w:firstColumn="0" w:lastColumn="0" w:noHBand="0" w:noVBand="1"/>
       </w:tblPr>
       <w:tblGrid>
-        <w:gridCol w:w="2531"/>
-        <w:gridCol w:w="2130"/>
-        <w:gridCol w:w="3172"/>
-        <w:gridCol w:w="1194"/>
+        <w:gridCol w:w="2490"/>
+        <w:gridCol w:w="2272"/>
+        <w:gridCol w:w="3078"/>
+        <w:gridCol w:w="1187"/>
       </w:tblGrid>
       <w:tr>
         <w:trPr>
@@ -13759,7 +14185,7 @@
         </w:trPr>
         <w:tc>
           <w:tcPr>
-            <w:tcW w:w="2531" w:type="dxa"/>
+            <w:tcW w:w="2490" w:type="dxa"/>
             <w:shd w:val="clear" w:color="auto" w:fill="0F4761"/>
             <w:vAlign w:val="center"/>
           </w:tcPr>
@@ -13778,7 +14204,7 @@
         </w:tc>
         <w:tc>
           <w:tcPr>
-            <w:tcW w:w="2130" w:type="dxa"/>
+            <w:tcW w:w="2272" w:type="dxa"/>
             <w:shd w:val="clear" w:color="auto" w:fill="0F4761"/>
             <w:vAlign w:val="center"/>
           </w:tcPr>
@@ -13797,7 +14223,7 @@
         </w:tc>
         <w:tc>
           <w:tcPr>
-            <w:tcW w:w="3172" w:type="dxa"/>
+            <w:tcW w:w="3078" w:type="dxa"/>
             <w:shd w:val="clear" w:color="auto" w:fill="0F4761"/>
             <w:vAlign w:val="center"/>
           </w:tcPr>
@@ -13816,7 +14242,7 @@
         </w:tc>
         <w:tc>
           <w:tcPr>
-            <w:tcW w:w="1194" w:type="dxa"/>
+            <w:tcW w:w="1187" w:type="dxa"/>
             <w:shd w:val="clear" w:color="auto" w:fill="0F4761"/>
             <w:vAlign w:val="center"/>
           </w:tcPr>
@@ -13840,7 +14266,7 @@
         </w:trPr>
         <w:tc>
           <w:tcPr>
-            <w:tcW w:w="2531" w:type="dxa"/>
+            <w:tcW w:w="2490" w:type="dxa"/>
             <w:vAlign w:val="top"/>
           </w:tcPr>
           <w:p>
@@ -13855,7 +14281,7 @@
         </w:tc>
         <w:tc>
           <w:tcPr>
-            <w:tcW w:w="2130" w:type="dxa"/>
+            <w:tcW w:w="2272" w:type="dxa"/>
             <w:vAlign w:val="top"/>
           </w:tcPr>
           <w:p>
@@ -13870,7 +14296,7 @@
         </w:tc>
         <w:tc>
           <w:tcPr>
-            <w:tcW w:w="3172" w:type="dxa"/>
+            <w:tcW w:w="3078" w:type="dxa"/>
             <w:vAlign w:val="top"/>
           </w:tcPr>
           <w:p>
@@ -13885,7 +14311,7 @@
         </w:tc>
         <w:tc>
           <w:tcPr>
-            <w:tcW w:w="1194" w:type="dxa"/>
+            <w:tcW w:w="1187" w:type="dxa"/>
             <w:vAlign w:val="top"/>
           </w:tcPr>
           <w:p>
@@ -13905,7 +14331,7 @@
         </w:trPr>
         <w:tc>
           <w:tcPr>
-            <w:tcW w:w="2531" w:type="dxa"/>
+            <w:tcW w:w="2490" w:type="dxa"/>
             <w:shd w:val="clear" w:color="auto" w:fill="F4F7FB"/>
             <w:vAlign w:val="top"/>
           </w:tcPr>
@@ -13921,7 +14347,7 @@
         </w:tc>
         <w:tc>
           <w:tcPr>
-            <w:tcW w:w="2130" w:type="dxa"/>
+            <w:tcW w:w="2272" w:type="dxa"/>
             <w:shd w:val="clear" w:color="auto" w:fill="F4F7FB"/>
             <w:vAlign w:val="top"/>
           </w:tcPr>
@@ -13937,7 +14363,7 @@
         </w:tc>
         <w:tc>
           <w:tcPr>
-            <w:tcW w:w="3172" w:type="dxa"/>
+            <w:tcW w:w="3078" w:type="dxa"/>
             <w:shd w:val="clear" w:color="auto" w:fill="F4F7FB"/>
             <w:vAlign w:val="top"/>
           </w:tcPr>
@@ -13953,7 +14379,7 @@
         </w:tc>
         <w:tc>
           <w:tcPr>
-            <w:tcW w:w="1194" w:type="dxa"/>
+            <w:tcW w:w="1187" w:type="dxa"/>
             <w:shd w:val="clear" w:color="auto" w:fill="F4F7FB"/>
             <w:vAlign w:val="top"/>
           </w:tcPr>
@@ -13974,7 +14400,7 @@
         </w:trPr>
         <w:tc>
           <w:tcPr>
-            <w:tcW w:w="2531" w:type="dxa"/>
+            <w:tcW w:w="2490" w:type="dxa"/>
             <w:vAlign w:val="top"/>
           </w:tcPr>
           <w:p>
@@ -13989,7 +14415,7 @@
         </w:tc>
         <w:tc>
           <w:tcPr>
-            <w:tcW w:w="2130" w:type="dxa"/>
+            <w:tcW w:w="2272" w:type="dxa"/>
             <w:vAlign w:val="top"/>
           </w:tcPr>
           <w:p>
@@ -14004,7 +14430,7 @@
         </w:tc>
         <w:tc>
           <w:tcPr>
-            <w:tcW w:w="3172" w:type="dxa"/>
+            <w:tcW w:w="3078" w:type="dxa"/>
             <w:vAlign w:val="top"/>
           </w:tcPr>
           <w:p>
@@ -14019,7 +14445,7 @@
         </w:tc>
         <w:tc>
           <w:tcPr>
-            <w:tcW w:w="1194" w:type="dxa"/>
+            <w:tcW w:w="1187" w:type="dxa"/>
             <w:vAlign w:val="top"/>
           </w:tcPr>
           <w:p>
@@ -14039,7 +14465,7 @@
         </w:trPr>
         <w:tc>
           <w:tcPr>
-            <w:tcW w:w="2531" w:type="dxa"/>
+            <w:tcW w:w="2490" w:type="dxa"/>
             <w:shd w:val="clear" w:color="auto" w:fill="F4F7FB"/>
             <w:vAlign w:val="top"/>
           </w:tcPr>
@@ -14055,7 +14481,7 @@
         </w:tc>
         <w:tc>
           <w:tcPr>
-            <w:tcW w:w="2130" w:type="dxa"/>
+            <w:tcW w:w="2272" w:type="dxa"/>
             <w:shd w:val="clear" w:color="auto" w:fill="F4F7FB"/>
             <w:vAlign w:val="top"/>
           </w:tcPr>
@@ -14071,7 +14497,7 @@
         </w:tc>
         <w:tc>
           <w:tcPr>
-            <w:tcW w:w="3172" w:type="dxa"/>
+            <w:tcW w:w="3078" w:type="dxa"/>
             <w:shd w:val="clear" w:color="auto" w:fill="F4F7FB"/>
             <w:vAlign w:val="top"/>
           </w:tcPr>
@@ -14087,7 +14513,7 @@
         </w:tc>
         <w:tc>
           <w:tcPr>
-            <w:tcW w:w="1194" w:type="dxa"/>
+            <w:tcW w:w="1187" w:type="dxa"/>
             <w:shd w:val="clear" w:color="auto" w:fill="F4F7FB"/>
             <w:vAlign w:val="top"/>
           </w:tcPr>
@@ -14108,7 +14534,7 @@
         </w:trPr>
         <w:tc>
           <w:tcPr>
-            <w:tcW w:w="2531" w:type="dxa"/>
+            <w:tcW w:w="2490" w:type="dxa"/>
             <w:vAlign w:val="top"/>
           </w:tcPr>
           <w:p>
@@ -14123,7 +14549,7 @@
         </w:tc>
         <w:tc>
           <w:tcPr>
-            <w:tcW w:w="2130" w:type="dxa"/>
+            <w:tcW w:w="2272" w:type="dxa"/>
             <w:vAlign w:val="top"/>
           </w:tcPr>
           <w:p>
@@ -14138,7 +14564,7 @@
         </w:tc>
         <w:tc>
           <w:tcPr>
-            <w:tcW w:w="3172" w:type="dxa"/>
+            <w:tcW w:w="3078" w:type="dxa"/>
             <w:vAlign w:val="top"/>
           </w:tcPr>
           <w:p>
@@ -14153,7 +14579,7 @@
         </w:tc>
         <w:tc>
           <w:tcPr>
-            <w:tcW w:w="1194" w:type="dxa"/>
+            <w:tcW w:w="1187" w:type="dxa"/>
             <w:vAlign w:val="top"/>
           </w:tcPr>
           <w:p>
@@ -14173,7 +14599,7 @@
         </w:trPr>
         <w:tc>
           <w:tcPr>
-            <w:tcW w:w="2531" w:type="dxa"/>
+            <w:tcW w:w="2490" w:type="dxa"/>
             <w:shd w:val="clear" w:color="auto" w:fill="F4F7FB"/>
             <w:vAlign w:val="top"/>
           </w:tcPr>
@@ -14189,7 +14615,7 @@
         </w:tc>
         <w:tc>
           <w:tcPr>
-            <w:tcW w:w="2130" w:type="dxa"/>
+            <w:tcW w:w="2272" w:type="dxa"/>
             <w:shd w:val="clear" w:color="auto" w:fill="F4F7FB"/>
             <w:vAlign w:val="top"/>
           </w:tcPr>
@@ -14205,7 +14631,7 @@
         </w:tc>
         <w:tc>
           <w:tcPr>
-            <w:tcW w:w="3172" w:type="dxa"/>
+            <w:tcW w:w="3078" w:type="dxa"/>
             <w:shd w:val="clear" w:color="auto" w:fill="F4F7FB"/>
             <w:vAlign w:val="top"/>
           </w:tcPr>
@@ -14221,7 +14647,7 @@
         </w:tc>
         <w:tc>
           <w:tcPr>
-            <w:tcW w:w="1194" w:type="dxa"/>
+            <w:tcW w:w="1187" w:type="dxa"/>
             <w:shd w:val="clear" w:color="auto" w:fill="F4F7FB"/>
             <w:vAlign w:val="top"/>
           </w:tcPr>
@@ -14232,6 +14658,71 @@
             </w:pPr>
             <w:r>
               <w:t xml:space="preserve">Scale phase</w:t>
+            </w:r>
+          </w:p>
+        </w:tc>
+      </w:tr>
+      <w:tr>
+        <w:trPr>
+          <w:cantSplit/>
+        </w:trPr>
+        <w:tc>
+          <w:tcPr>
+            <w:tcW w:w="2490" w:type="dxa"/>
+            <w:vAlign w:val="top"/>
+          </w:tcPr>
+          <w:p>
+            <w:pPr>
+              <w:pStyle w:val="TableText"/>
+              <w:jc w:val="left"/>
+            </w:pPr>
+            <w:r>
+              <w:t xml:space="preserve">The data-subject request register has no retention rule</w:t>
+            </w:r>
+          </w:p>
+        </w:tc>
+        <w:tc>
+          <w:tcPr>
+            <w:tcW w:w="2272" w:type="dxa"/>
+            <w:vAlign w:val="top"/>
+          </w:tcPr>
+          <w:p>
+            <w:pPr>
+              <w:pStyle w:val="TableText"/>
+              <w:jc w:val="left"/>
+            </w:pPr>
+            <w:r>
+              <w:t xml:space="preserve">Requests are kept indefinitely</w:t>
+            </w:r>
+          </w:p>
+        </w:tc>
+        <w:tc>
+          <w:tcPr>
+            <w:tcW w:w="3078" w:type="dxa"/>
+            <w:vAlign w:val="top"/>
+          </w:tcPr>
+          <w:p>
+            <w:pPr>
+              <w:pStyle w:val="TableText"/>
+              <w:jc w:val="left"/>
+            </w:pPr>
+            <w:r>
+              <w:t xml:space="preserve">Add a retention rule for closed requests once TASCO legal confirms the period</w:t>
+            </w:r>
+          </w:p>
+        </w:tc>
+        <w:tc>
+          <w:tcPr>
+            <w:tcW w:w="1187" w:type="dxa"/>
+            <w:vAlign w:val="top"/>
+          </w:tcPr>
+          <w:p>
+            <w:pPr>
+              <w:pStyle w:val="TableText"/>
+              <w:jc w:val="left"/>
+            </w:pPr>
+            <w:r>
+              <w:t xml:space="preserve">Before go-live</w:t>
             </w:r>
           </w:p>
         </w:tc>
@@ -14296,8 +14787,8 @@
       </w:tblPr>
       <w:tblGrid>
         <w:gridCol w:w="972"/>
-        <w:gridCol w:w="4337"/>
-        <w:gridCol w:w="2746"/>
+        <w:gridCol w:w="4497"/>
+        <w:gridCol w:w="2586"/>
         <w:gridCol w:w="972"/>
       </w:tblGrid>
       <w:tr>
@@ -14341,7 +14832,7 @@
         </w:tc>
         <w:tc>
           <w:tcPr>
-            <w:tcW w:w="4337" w:type="dxa"/>
+            <w:tcW w:w="4497" w:type="dxa"/>
             <w:shd w:val="clear" w:color="auto" w:fill="0F4761"/>
             <w:vAlign w:val="center"/>
           </w:tcPr>
@@ -14373,7 +14864,7 @@
         </w:tc>
         <w:tc>
           <w:tcPr>
-            <w:tcW w:w="2746" w:type="dxa"/>
+            <w:tcW w:w="2586" w:type="dxa"/>
             <w:shd w:val="clear" w:color="auto" w:fill="0F4761"/>
             <w:vAlign w:val="center"/>
           </w:tcPr>
@@ -14470,7 +14961,7 @@
         </w:tc>
         <w:tc>
           <w:tcPr>
-            <w:tcW w:w="4337" w:type="dxa"/>
+            <w:tcW w:w="4497" w:type="dxa"/>
             <w:vAlign w:val="top"/>
           </w:tcPr>
           <w:p>
@@ -14491,13 +14982,13 @@
                 <w:sz w:val="16"/>
                 <w:szCs w:val="16"/>
               </w:rPr>
-              <w:t xml:space="preserve">Retention periods per entity</w:t>
-            </w:r>
-          </w:p>
-        </w:tc>
-        <w:tc>
-          <w:tcPr>
-            <w:tcW w:w="2746" w:type="dxa"/>
+              <w:t xml:space="preserve">Retention periods per entity, including closed data-subject requests</w:t>
+            </w:r>
+          </w:p>
+        </w:tc>
+        <w:tc>
+          <w:tcPr>
+            <w:tcW w:w="2586" w:type="dxa"/>
             <w:vAlign w:val="top"/>
           </w:tcPr>
           <w:p>
@@ -14584,7 +15075,7 @@
         </w:tc>
         <w:tc>
           <w:tcPr>
-            <w:tcW w:w="4337" w:type="dxa"/>
+            <w:tcW w:w="4497" w:type="dxa"/>
             <w:vAlign w:val="top"/>
           </w:tcPr>
           <w:p>
@@ -14611,7 +15102,7 @@
         </w:tc>
         <w:tc>
           <w:tcPr>
-            <w:tcW w:w="2746" w:type="dxa"/>
+            <w:tcW w:w="2586" w:type="dxa"/>
             <w:vAlign w:val="top"/>
           </w:tcPr>
           <w:p>
@@ -14698,7 +15189,7 @@
         </w:tc>
         <w:tc>
           <w:tcPr>
-            <w:tcW w:w="4337" w:type="dxa"/>
+            <w:tcW w:w="4497" w:type="dxa"/>
             <w:vAlign w:val="top"/>
           </w:tcPr>
           <w:p>
@@ -14725,7 +15216,7 @@
         </w:tc>
         <w:tc>
           <w:tcPr>
-            <w:tcW w:w="2746" w:type="dxa"/>
+            <w:tcW w:w="2586" w:type="dxa"/>
             <w:vAlign w:val="top"/>
           </w:tcPr>
           <w:p>
@@ -14812,7 +15303,7 @@
         </w:tc>
         <w:tc>
           <w:tcPr>
-            <w:tcW w:w="4337" w:type="dxa"/>
+            <w:tcW w:w="4497" w:type="dxa"/>
             <w:vAlign w:val="top"/>
           </w:tcPr>
           <w:p>
@@ -14839,7 +15330,7 @@
         </w:tc>
         <w:tc>
           <w:tcPr>
-            <w:tcW w:w="2746" w:type="dxa"/>
+            <w:tcW w:w="2586" w:type="dxa"/>
             <w:vAlign w:val="top"/>
           </w:tcPr>
           <w:p>
